--- a/TS Jatai Ghanam Project/TS 2.1/TS 2.1 Jatai Malayalam Corrections.docx
+++ b/TS Jatai Ghanam Project/TS 2.1/TS 2.1 Jatai Malayalam Corrections.docx
@@ -1,7 +1,238 @@
 
 <file path=word/document.xml><?xml version="1.0" encoding="utf-8"?>
-<w:document xmlns:wpc="http://schemas.microsoft.com/office/word/2010/wordprocessingCanvas" xmlns:cx="http://schemas.microsoft.com/office/drawing/2014/chartex" xmlns:cx1="http://schemas.microsoft.com/office/drawing/2015/9/8/chartex" xmlns:cx2="http://schemas.microsoft.com/office/drawing/2015/10/21/chartex" xmlns:cx3="http://schemas.microsoft.com/office/drawing/2016/5/9/chartex" xmlns:cx4="http://schemas.microsoft.com/office/drawing/2016/5/10/chartex" xmlns:cx5="http://schemas.microsoft.com/office/drawing/2016/5/11/chartex" xmlns:cx6="http://schemas.microsoft.com/office/drawing/2016/5/12/chartex" xmlns:cx7="http://schemas.microsoft.com/office/drawing/2016/5/13/chartex" xmlns:cx8="http://schemas.microsoft.com/office/drawing/2016/5/14/chartex" xmlns:mc="http://schemas.openxmlformats.org/markup-compatibility/2006" xmlns:aink="http://schemas.microsoft.com/office/drawing/2016/ink" xmlns:am3d="http://schemas.microsoft.com/office/drawing/2017/model3d" xmlns:o="urn:schemas-microsoft-com:office:office" xmlns:oel="http://schemas.microsoft.com/office/2019/extlst" xmlns:r="http://schemas.openxmlformats.org/officeDocument/2006/relationships" xmlns:m="http://schemas.openxmlformats.org/officeDocument/2006/math" xmlns:v="urn:schemas-microsoft-com:vml" xmlns:wp14="http://schemas.microsoft.com/office/word/2010/wordprocessingDrawing" xmlns:wp="http://schemas.openxmlformats.org/drawingml/2006/wordprocessingDrawing" xmlns:w10="urn:schemas-microsoft-com:office:word" xmlns:w="http://schemas.openxmlformats.org/wordprocessingml/2006/main" xmlns:w14="http://schemas.microsoft.com/office/word/2010/wordml" xmlns:w15="http://schemas.microsoft.com/office/word/2012/wordml" xmlns:w16cex="http://schemas.microsoft.com/office/word/2018/wordml/cex" xmlns:w16cid="http://schemas.microsoft.com/office/word/2016/wordml/cid" xmlns:w16="http://schemas.microsoft.com/office/word/2018/wordml" xmlns:w16du="http://schemas.microsoft.com/office/word/2023/wordml/word16du" xmlns:w16sdtdh="http://schemas.microsoft.com/office/word/2020/wordml/sdtdatahash" xmlns:w16se="http://schemas.microsoft.com/office/word/2015/wordml/symex" xmlns:wpg="http://schemas.microsoft.com/office/word/2010/wordprocessingGroup" xmlns:wpi="http://schemas.microsoft.com/office/word/2010/wordprocessingInk" xmlns:wne="http://schemas.microsoft.com/office/word/2006/wordml" xmlns:wps="http://schemas.microsoft.com/office/word/2010/wordprocessingShape" mc:Ignorable="w14 w15 w16se w16cid w16 w16cex w16sdtdh wp14">
+<w:document xmlns:wpc="http://schemas.microsoft.com/office/word/2010/wordprocessingCanvas" xmlns:cx="http://schemas.microsoft.com/office/drawing/2014/chartex" xmlns:cx1="http://schemas.microsoft.com/office/drawing/2015/9/8/chartex" xmlns:cx2="http://schemas.microsoft.com/office/drawing/2015/10/21/chartex" xmlns:cx3="http://schemas.microsoft.com/office/drawing/2016/5/9/chartex" xmlns:cx4="http://schemas.microsoft.com/office/drawing/2016/5/10/chartex" xmlns:cx5="http://schemas.microsoft.com/office/drawing/2016/5/11/chartex" xmlns:cx6="http://schemas.microsoft.com/office/drawing/2016/5/12/chartex" xmlns:cx7="http://schemas.microsoft.com/office/drawing/2016/5/13/chartex" xmlns:cx8="http://schemas.microsoft.com/office/drawing/2016/5/14/chartex" xmlns:mc="http://schemas.openxmlformats.org/markup-compatibility/2006" xmlns:aink="http://schemas.microsoft.com/office/drawing/2016/ink" xmlns:am3d="http://schemas.microsoft.com/office/drawing/2017/model3d" xmlns:o="urn:schemas-microsoft-com:office:office" xmlns:oel="http://schemas.microsoft.com/office/2019/extlst" xmlns:r="http://schemas.openxmlformats.org/officeDocument/2006/relationships" xmlns:m="http://schemas.openxmlformats.org/officeDocument/2006/math" xmlns:v="urn:schemas-microsoft-com:vml" xmlns:wp14="http://schemas.microsoft.com/office/word/2010/wordprocessingDrawing" xmlns:wp="http://schemas.openxmlformats.org/drawingml/2006/wordprocessingDrawing" xmlns:w10="urn:schemas-microsoft-com:office:word" xmlns:w="http://schemas.openxmlformats.org/wordprocessingml/2006/main" xmlns:w14="http://schemas.microsoft.com/office/word/2010/wordml" xmlns:w15="http://schemas.microsoft.com/office/word/2012/wordml" xmlns:w16cex="http://schemas.microsoft.com/office/word/2018/wordml/cex" xmlns:w16cid="http://schemas.microsoft.com/office/word/2016/wordml/cid" xmlns:w16="http://schemas.microsoft.com/office/word/2018/wordml" xmlns:w16du="http://schemas.microsoft.com/office/word/2023/wordml/word16du" xmlns:w16sdtdh="http://schemas.microsoft.com/office/word/2020/wordml/sdtdatahash" xmlns:w16sdtfl="http://schemas.microsoft.com/office/word/2024/wordml/sdtformatlock" xmlns:w16se="http://schemas.microsoft.com/office/word/2015/wordml/symex" xmlns:wpg="http://schemas.microsoft.com/office/word/2010/wordprocessingGroup" xmlns:wpi="http://schemas.microsoft.com/office/word/2010/wordprocessingInk" xmlns:wne="http://schemas.microsoft.com/office/word/2006/wordml" xmlns:wps="http://schemas.microsoft.com/office/word/2010/wordprocessingShape" mc:Ignorable="w14 w15 w16se w16cid w16 w16cex w16sdtdh w16sdtfl w16du wp14">
   <w:body>
+    <w:p>
+      <w:pPr>
+        <w:spacing w:before="0" w:line="240" w:lineRule="auto"/>
+        <w:jc w:val="center"/>
+        <w:rPr>
+          <w:b/>
+          <w:bCs/>
+          <w:sz w:val="32"/>
+          <w:szCs w:val="32"/>
+          <w:u w:val="single"/>
+        </w:rPr>
+      </w:pPr>
+      <w:r>
+        <w:rPr>
+          <w:b/>
+          <w:bCs/>
+          <w:sz w:val="32"/>
+          <w:szCs w:val="32"/>
+          <w:u w:val="single"/>
+        </w:rPr>
+        <w:t xml:space="preserve">TS Jatai – TS 2.1 Malayalam Corrections – Observed till 31st </w:t>
+      </w:r>
+      <w:proofErr w:type="gramStart"/>
+      <w:r>
+        <w:rPr>
+          <w:b/>
+          <w:bCs/>
+          <w:sz w:val="32"/>
+          <w:szCs w:val="32"/>
+          <w:u w:val="single"/>
+        </w:rPr>
+        <w:t>July  2026</w:t>
+      </w:r>
+      <w:proofErr w:type="gramEnd"/>
+    </w:p>
+    <w:p>
+      <w:pPr>
+        <w:spacing w:before="0" w:line="240" w:lineRule="auto"/>
+        <w:jc w:val="center"/>
+        <w:rPr>
+          <w:b/>
+          <w:bCs/>
+          <w:sz w:val="28"/>
+          <w:szCs w:val="32"/>
+        </w:rPr>
+      </w:pPr>
+      <w:r>
+        <w:rPr>
+          <w:b/>
+          <w:bCs/>
+          <w:sz w:val="28"/>
+          <w:szCs w:val="32"/>
+        </w:rPr>
+        <w:t>(ignore those which are already incorporated in your book’s version and date)</w:t>
+      </w:r>
+    </w:p>
+    <w:tbl>
+      <w:tblPr>
+        <w:tblW w:w="14395" w:type="dxa"/>
+        <w:tblInd w:w="-792" w:type="dxa"/>
+        <w:tblBorders>
+          <w:top w:val="single" w:sz="4" w:space="0" w:color="000000"/>
+          <w:left w:val="single" w:sz="4" w:space="0" w:color="000000"/>
+          <w:bottom w:val="single" w:sz="4" w:space="0" w:color="000000"/>
+          <w:right w:val="single" w:sz="4" w:space="0" w:color="000000"/>
+          <w:insideH w:val="single" w:sz="4" w:space="0" w:color="000000"/>
+          <w:insideV w:val="single" w:sz="4" w:space="0" w:color="000000"/>
+        </w:tblBorders>
+        <w:tblLook w:val="04A0" w:firstRow="1" w:lastRow="0" w:firstColumn="1" w:lastColumn="0" w:noHBand="0" w:noVBand="1"/>
+      </w:tblPr>
+      <w:tblGrid>
+        <w:gridCol w:w="7166"/>
+        <w:gridCol w:w="7229"/>
+      </w:tblGrid>
+      <w:tr>
+        <w:tc>
+          <w:tcPr>
+            <w:tcW w:w="7166" w:type="dxa"/>
+          </w:tcPr>
+          <w:p>
+            <w:pPr>
+              <w:spacing w:before="0" w:line="240" w:lineRule="auto"/>
+              <w:jc w:val="center"/>
+              <w:rPr>
+                <w:b/>
+                <w:sz w:val="32"/>
+                <w:szCs w:val="32"/>
+              </w:rPr>
+            </w:pPr>
+            <w:r>
+              <w:rPr>
+                <w:b/>
+                <w:sz w:val="32"/>
+                <w:szCs w:val="32"/>
+              </w:rPr>
+              <w:t>As Printed</w:t>
+            </w:r>
+          </w:p>
+        </w:tc>
+        <w:tc>
+          <w:tcPr>
+            <w:tcW w:w="7229" w:type="dxa"/>
+          </w:tcPr>
+          <w:p>
+            <w:pPr>
+              <w:spacing w:before="0" w:line="240" w:lineRule="auto"/>
+              <w:ind w:right="-18"/>
+              <w:jc w:val="center"/>
+              <w:rPr>
+                <w:b/>
+                <w:sz w:val="32"/>
+                <w:szCs w:val="32"/>
+              </w:rPr>
+            </w:pPr>
+            <w:r>
+              <w:rPr>
+                <w:b/>
+                <w:sz w:val="32"/>
+                <w:szCs w:val="32"/>
+              </w:rPr>
+              <w:t>To be read as or corrected as</w:t>
+            </w:r>
+            <w:r>
+              <w:rPr>
+                <w:b/>
+                <w:sz w:val="32"/>
+                <w:szCs w:val="32"/>
+              </w:rPr>
+              <w:t xml:space="preserve"> </w:t>
+            </w:r>
+          </w:p>
+        </w:tc>
+      </w:tr>
+      <w:tr>
+        <w:trPr>
+          <w:trHeight w:val="488"/>
+        </w:trPr>
+        <w:tc>
+          <w:tcPr>
+            <w:tcW w:w="7166" w:type="dxa"/>
+          </w:tcPr>
+          <w:p>
+            <w:pPr>
+              <w:widowControl w:val="0"/>
+              <w:autoSpaceDE w:val="0"/>
+              <w:autoSpaceDN w:val="0"/>
+              <w:adjustRightInd w:val="0"/>
+              <w:spacing w:before="0" w:line="240" w:lineRule="auto"/>
+              <w:rPr>
+                <w:rFonts w:cs="BRH Malayalam Extra"/>
+                <w:b/>
+                <w:bCs/>
+                <w:szCs w:val="40"/>
+              </w:rPr>
+            </w:pPr>
+            <w:r>
+              <w:rPr>
+                <w:rFonts w:cs="BRH Malayalam Extra"/>
+                <w:b/>
+                <w:bCs/>
+                <w:szCs w:val="40"/>
+              </w:rPr>
+              <w:t>NIL   NIL   Nil</w:t>
+            </w:r>
+          </w:p>
+        </w:tc>
+        <w:tc>
+          <w:tcPr>
+            <w:tcW w:w="7229" w:type="dxa"/>
+          </w:tcPr>
+          <w:p>
+            <w:pPr>
+              <w:widowControl w:val="0"/>
+              <w:autoSpaceDE w:val="0"/>
+              <w:autoSpaceDN w:val="0"/>
+              <w:adjustRightInd w:val="0"/>
+              <w:spacing w:before="0" w:line="240" w:lineRule="auto"/>
+              <w:rPr>
+                <w:rFonts w:cs="BRH Malayalam Extra"/>
+                <w:szCs w:val="40"/>
+              </w:rPr>
+            </w:pPr>
+            <w:r>
+              <w:rPr>
+                <w:rFonts w:cs="BRH Malayalam Extra"/>
+                <w:b/>
+                <w:bCs/>
+                <w:szCs w:val="40"/>
+              </w:rPr>
+              <w:t>NIL   NIL   Nil</w:t>
+            </w:r>
+          </w:p>
+        </w:tc>
+      </w:tr>
+    </w:tbl>
+    <w:p>
+      <w:pPr>
+        <w:spacing w:before="0" w:line="240" w:lineRule="auto"/>
+        <w:jc w:val="center"/>
+        <w:rPr>
+          <w:b/>
+          <w:bCs/>
+          <w:sz w:val="32"/>
+          <w:szCs w:val="32"/>
+          <w:u w:val="single"/>
+        </w:rPr>
+      </w:pPr>
+      <w:r>
+        <w:rPr>
+          <w:b/>
+          <w:bCs/>
+          <w:sz w:val="32"/>
+          <w:szCs w:val="32"/>
+          <w:u w:val="single"/>
+        </w:rPr>
+        <w:t>================</w:t>
+      </w:r>
+    </w:p>
+    <w:p>
+      <w:pPr>
+        <w:spacing w:before="0" w:line="240" w:lineRule="auto"/>
+        <w:jc w:val="center"/>
+        <w:rPr>
+          <w:b/>
+          <w:bCs/>
+          <w:sz w:val="32"/>
+          <w:szCs w:val="32"/>
+          <w:u w:val="single"/>
+        </w:rPr>
+      </w:pPr>
+    </w:p>
     <w:p>
       <w:pPr>
         <w:spacing w:before="0" w:line="240" w:lineRule="auto"/>
@@ -250,8 +481,18 @@
                 <w:sz w:val="32"/>
                 <w:szCs w:val="40"/>
               </w:rPr>
-              <w:t>)-  hx</w:t>
-            </w:r>
+              <w:t>)</w:t>
+            </w:r>
+            <w:proofErr w:type="gramStart"/>
+            <w:r>
+              <w:rPr>
+                <w:rFonts w:ascii="BRH Malayalam Extra" w:hAnsi="BRH Malayalam Extra" w:cs="BRH Malayalam Extra"/>
+                <w:sz w:val="32"/>
+                <w:szCs w:val="40"/>
+              </w:rPr>
+              <w:t>-  hx</w:t>
+            </w:r>
+            <w:proofErr w:type="gramEnd"/>
             <w:r>
               <w:rPr>
                 <w:rFonts w:ascii="BRH Malayalam Extra" w:hAnsi="BRH Malayalam Extra" w:cs="BRH Malayalam Extra"/>
@@ -485,8 +726,18 @@
                 <w:sz w:val="32"/>
                 <w:szCs w:val="40"/>
               </w:rPr>
-              <w:t>)-  hx</w:t>
-            </w:r>
+              <w:t>)</w:t>
+            </w:r>
+            <w:proofErr w:type="gramStart"/>
+            <w:r>
+              <w:rPr>
+                <w:rFonts w:ascii="BRH Malayalam Extra" w:hAnsi="BRH Malayalam Extra" w:cs="BRH Malayalam Extra"/>
+                <w:sz w:val="32"/>
+                <w:szCs w:val="40"/>
+              </w:rPr>
+              <w:t>-  hx</w:t>
+            </w:r>
+            <w:proofErr w:type="gramEnd"/>
             <w:r>
               <w:rPr>
                 <w:rFonts w:ascii="BRH Malayalam Extra" w:hAnsi="BRH Malayalam Extra" w:cs="BRH Malayalam Extra"/>
@@ -2629,6 +2880,7 @@
                 <w:szCs w:val="40"/>
                 <w:lang w:val="it-IT"/>
               </w:rPr>
+              <w:lastRenderedPageBreak/>
               <w:t>A</w:t>
             </w:r>
             <w:r>
@@ -2760,6 +3012,7 @@
                 <w:szCs w:val="40"/>
                 <w:lang w:val="it-IT"/>
               </w:rPr>
+              <w:lastRenderedPageBreak/>
               <w:t>6</w:t>
             </w:r>
             <w:r>
@@ -2960,6 +3213,7 @@
                 <w:szCs w:val="40"/>
                 <w:lang w:val="it-IT"/>
               </w:rPr>
+              <w:lastRenderedPageBreak/>
               <w:t>A</w:t>
             </w:r>
             <w:r>
@@ -3124,6 +3378,7 @@
                 <w:szCs w:val="40"/>
                 <w:lang w:val="it-IT"/>
               </w:rPr>
+              <w:lastRenderedPageBreak/>
               <w:t>20</w:t>
             </w:r>
             <w:r>
@@ -3477,30 +3732,13 @@
                 <w:lang w:val="it-IT"/>
               </w:rPr>
             </w:pPr>
-          </w:p>
-          <w:p>
-            <w:pPr>
-              <w:widowControl w:val="0"/>
-              <w:autoSpaceDE w:val="0"/>
-              <w:autoSpaceDN w:val="0"/>
-              <w:adjustRightInd w:val="0"/>
-              <w:spacing w:before="0" w:line="240" w:lineRule="auto"/>
-              <w:rPr>
-                <w:rFonts w:ascii="BRH Malayalam Extra" w:hAnsi="BRH Malayalam Extra" w:cs="BRH Malayalam Extra"/>
-                <w:color w:val="000000"/>
-                <w:sz w:val="32"/>
-                <w:szCs w:val="40"/>
-                <w:lang w:val="it-IT"/>
-              </w:rPr>
-            </w:pPr>
-            <w:r>
-              <w:rPr>
-                <w:rFonts w:cs="BRH Malayalam Extra"/>
-                <w:color w:val="000000"/>
-                <w:szCs w:val="40"/>
-                <w:lang w:val="it-IT"/>
-              </w:rPr>
-              <w:lastRenderedPageBreak/>
+            <w:r>
+              <w:rPr>
+                <w:rFonts w:cs="BRH Malayalam Extra"/>
+                <w:color w:val="000000"/>
+                <w:szCs w:val="40"/>
+                <w:lang w:val="it-IT"/>
+              </w:rPr>
               <w:t>21</w:t>
             </w:r>
             <w:r>
@@ -3842,7 +4080,6 @@
                 <w:szCs w:val="40"/>
                 <w:lang w:val="it-IT"/>
               </w:rPr>
-              <w:lastRenderedPageBreak/>
               <w:t>20</w:t>
             </w:r>
             <w:r>
@@ -4206,30 +4443,13 @@
                 <w:lang w:val="it-IT"/>
               </w:rPr>
             </w:pPr>
-          </w:p>
-          <w:p>
-            <w:pPr>
-              <w:widowControl w:val="0"/>
-              <w:autoSpaceDE w:val="0"/>
-              <w:autoSpaceDN w:val="0"/>
-              <w:adjustRightInd w:val="0"/>
-              <w:spacing w:before="0" w:line="240" w:lineRule="auto"/>
-              <w:rPr>
-                <w:rFonts w:ascii="BRH Malayalam Extra" w:hAnsi="BRH Malayalam Extra" w:cs="BRH Malayalam Extra"/>
-                <w:color w:val="000000"/>
-                <w:sz w:val="32"/>
-                <w:szCs w:val="40"/>
-                <w:lang w:val="it-IT"/>
-              </w:rPr>
-            </w:pPr>
-            <w:r>
-              <w:rPr>
-                <w:rFonts w:cs="BRH Malayalam Extra"/>
-                <w:color w:val="000000"/>
-                <w:szCs w:val="40"/>
-                <w:lang w:val="it-IT"/>
-              </w:rPr>
-              <w:lastRenderedPageBreak/>
+            <w:r>
+              <w:rPr>
+                <w:rFonts w:cs="BRH Malayalam Extra"/>
+                <w:color w:val="000000"/>
+                <w:szCs w:val="40"/>
+                <w:lang w:val="it-IT"/>
+              </w:rPr>
               <w:t>21</w:t>
             </w:r>
             <w:r>
@@ -4575,7 +4795,6 @@
                 <w:szCs w:val="40"/>
                 <w:lang w:val="it-IT"/>
               </w:rPr>
-              <w:lastRenderedPageBreak/>
               <w:t>9</w:t>
             </w:r>
             <w:r>
@@ -6720,6 +6939,7 @@
                 <w:szCs w:val="40"/>
                 <w:lang w:val="it-IT"/>
               </w:rPr>
+              <w:lastRenderedPageBreak/>
               <w:t>27</w:t>
             </w:r>
             <w:r>
@@ -7289,7 +7509,6 @@
                 <w:color w:val="000000"/>
                 <w:szCs w:val="40"/>
               </w:rPr>
-              <w:lastRenderedPageBreak/>
               <w:t>5</w:t>
             </w:r>
             <w:r>
@@ -7393,8 +7612,19 @@
                 <w:sz w:val="32"/>
                 <w:szCs w:val="40"/>
               </w:rPr>
-              <w:t>)-  A</w:t>
-            </w:r>
+              <w:t>)</w:t>
+            </w:r>
+            <w:proofErr w:type="gramStart"/>
+            <w:r>
+              <w:rPr>
+                <w:rFonts w:ascii="BRH Malayalam Extra" w:hAnsi="BRH Malayalam Extra" w:cs="BRH Malayalam Extra"/>
+                <w:color w:val="000000"/>
+                <w:sz w:val="32"/>
+                <w:szCs w:val="40"/>
+              </w:rPr>
+              <w:t>-  A</w:t>
+            </w:r>
+            <w:proofErr w:type="gramEnd"/>
             <w:r>
               <w:rPr>
                 <w:rFonts w:ascii="BRH Malayalam Extra" w:hAnsi="BRH Malayalam Extra" w:cs="BRH Malayalam Extra"/>
@@ -7655,8 +7885,19 @@
                 <w:sz w:val="32"/>
                 <w:szCs w:val="40"/>
               </w:rPr>
-              <w:t>)-  A</w:t>
-            </w:r>
+              <w:t>)</w:t>
+            </w:r>
+            <w:proofErr w:type="gramStart"/>
+            <w:r>
+              <w:rPr>
+                <w:rFonts w:ascii="BRH Malayalam Extra" w:hAnsi="BRH Malayalam Extra" w:cs="BRH Malayalam Extra"/>
+                <w:color w:val="000000"/>
+                <w:sz w:val="32"/>
+                <w:szCs w:val="40"/>
+              </w:rPr>
+              <w:t>-  A</w:t>
+            </w:r>
+            <w:proofErr w:type="gramEnd"/>
             <w:r>
               <w:rPr>
                 <w:rFonts w:ascii="BRH Malayalam Extra" w:hAnsi="BRH Malayalam Extra" w:cs="BRH Malayalam Extra"/>
@@ -7953,8 +8194,19 @@
                 <w:sz w:val="32"/>
                 <w:szCs w:val="40"/>
               </w:rPr>
-              <w:t>)-  A</w:t>
-            </w:r>
+              <w:t>)</w:t>
+            </w:r>
+            <w:proofErr w:type="gramStart"/>
+            <w:r>
+              <w:rPr>
+                <w:rFonts w:ascii="BRH Malayalam Extra" w:hAnsi="BRH Malayalam Extra" w:cs="BRH Malayalam Extra"/>
+                <w:color w:val="000000"/>
+                <w:sz w:val="32"/>
+                <w:szCs w:val="40"/>
+              </w:rPr>
+              <w:t>-  A</w:t>
+            </w:r>
+            <w:proofErr w:type="gramEnd"/>
             <w:r>
               <w:rPr>
                 <w:rFonts w:ascii="BRH Malayalam Extra" w:hAnsi="BRH Malayalam Extra" w:cs="BRH Malayalam Extra"/>
@@ -8215,8 +8467,19 @@
                 <w:sz w:val="32"/>
                 <w:szCs w:val="40"/>
               </w:rPr>
-              <w:t>)-  A</w:t>
-            </w:r>
+              <w:t>)</w:t>
+            </w:r>
+            <w:proofErr w:type="gramStart"/>
+            <w:r>
+              <w:rPr>
+                <w:rFonts w:ascii="BRH Malayalam Extra" w:hAnsi="BRH Malayalam Extra" w:cs="BRH Malayalam Extra"/>
+                <w:color w:val="000000"/>
+                <w:sz w:val="32"/>
+                <w:szCs w:val="40"/>
+              </w:rPr>
+              <w:t>-  A</w:t>
+            </w:r>
+            <w:proofErr w:type="gramEnd"/>
             <w:r>
               <w:rPr>
                 <w:rFonts w:ascii="BRH Malayalam Extra" w:hAnsi="BRH Malayalam Extra" w:cs="BRH Malayalam Extra"/>
@@ -9216,8 +9479,19 @@
                 <w:sz w:val="32"/>
                 <w:szCs w:val="40"/>
               </w:rPr>
-              <w:t>)-  A</w:t>
-            </w:r>
+              <w:t>)</w:t>
+            </w:r>
+            <w:proofErr w:type="gramStart"/>
+            <w:r>
+              <w:rPr>
+                <w:rFonts w:ascii="BRH Malayalam Extra" w:hAnsi="BRH Malayalam Extra" w:cs="BRH Malayalam Extra"/>
+                <w:color w:val="000000"/>
+                <w:sz w:val="32"/>
+                <w:szCs w:val="40"/>
+              </w:rPr>
+              <w:t>-  A</w:t>
+            </w:r>
+            <w:proofErr w:type="gramEnd"/>
             <w:r>
               <w:rPr>
                 <w:rFonts w:ascii="BRH Malayalam Extra" w:hAnsi="BRH Malayalam Extra" w:cs="BRH Malayalam Extra"/>
@@ -9478,8 +9752,19 @@
                 <w:sz w:val="32"/>
                 <w:szCs w:val="40"/>
               </w:rPr>
-              <w:t>)-  A</w:t>
-            </w:r>
+              <w:t>)</w:t>
+            </w:r>
+            <w:proofErr w:type="gramStart"/>
+            <w:r>
+              <w:rPr>
+                <w:rFonts w:ascii="BRH Malayalam Extra" w:hAnsi="BRH Malayalam Extra" w:cs="BRH Malayalam Extra"/>
+                <w:color w:val="000000"/>
+                <w:sz w:val="32"/>
+                <w:szCs w:val="40"/>
+              </w:rPr>
+              <w:t>-  A</w:t>
+            </w:r>
+            <w:proofErr w:type="gramEnd"/>
             <w:r>
               <w:rPr>
                 <w:rFonts w:ascii="BRH Malayalam Extra" w:hAnsi="BRH Malayalam Extra" w:cs="BRH Malayalam Extra"/>
@@ -9774,8 +10059,19 @@
                 <w:sz w:val="32"/>
                 <w:szCs w:val="40"/>
               </w:rPr>
-              <w:t>)-  öex</w:t>
-            </w:r>
+              <w:t>)</w:t>
+            </w:r>
+            <w:proofErr w:type="gramStart"/>
+            <w:r>
+              <w:rPr>
+                <w:rFonts w:ascii="BRH Malayalam Extra" w:hAnsi="BRH Malayalam Extra" w:cs="BRH Malayalam Extra"/>
+                <w:color w:val="000000"/>
+                <w:sz w:val="32"/>
+                <w:szCs w:val="40"/>
+              </w:rPr>
+              <w:t>-  öex</w:t>
+            </w:r>
+            <w:proofErr w:type="gramEnd"/>
             <w:r>
               <w:rPr>
                 <w:rFonts w:ascii="BRH Malayalam Extra" w:hAnsi="BRH Malayalam Extra" w:cs="BRH Malayalam Extra"/>
@@ -10062,8 +10358,19 @@
                 <w:sz w:val="32"/>
                 <w:szCs w:val="40"/>
               </w:rPr>
-              <w:t>)-  öex</w:t>
-            </w:r>
+              <w:t>)</w:t>
+            </w:r>
+            <w:proofErr w:type="gramStart"/>
+            <w:r>
+              <w:rPr>
+                <w:rFonts w:ascii="BRH Malayalam Extra" w:hAnsi="BRH Malayalam Extra" w:cs="BRH Malayalam Extra"/>
+                <w:color w:val="000000"/>
+                <w:sz w:val="32"/>
+                <w:szCs w:val="40"/>
+              </w:rPr>
+              <w:t>-  öex</w:t>
+            </w:r>
+            <w:proofErr w:type="gramEnd"/>
             <w:r>
               <w:rPr>
                 <w:rFonts w:ascii="BRH Malayalam Extra" w:hAnsi="BRH Malayalam Extra" w:cs="BRH Malayalam Extra"/>
@@ -10365,8 +10672,19 @@
                 <w:sz w:val="32"/>
                 <w:szCs w:val="40"/>
               </w:rPr>
-              <w:t>)-  A</w:t>
-            </w:r>
+              <w:t>)</w:t>
+            </w:r>
+            <w:proofErr w:type="gramStart"/>
+            <w:r>
+              <w:rPr>
+                <w:rFonts w:ascii="BRH Malayalam Extra" w:hAnsi="BRH Malayalam Extra" w:cs="BRH Malayalam Extra"/>
+                <w:color w:val="000000"/>
+                <w:sz w:val="32"/>
+                <w:szCs w:val="40"/>
+              </w:rPr>
+              <w:t>-  A</w:t>
+            </w:r>
+            <w:proofErr w:type="gramEnd"/>
             <w:r>
               <w:rPr>
                 <w:rFonts w:ascii="BRH Malayalam Extra" w:hAnsi="BRH Malayalam Extra" w:cs="BRH Malayalam Extra"/>
@@ -10627,8 +10945,19 @@
                 <w:sz w:val="32"/>
                 <w:szCs w:val="40"/>
               </w:rPr>
-              <w:t>)-  A</w:t>
-            </w:r>
+              <w:t>)</w:t>
+            </w:r>
+            <w:proofErr w:type="gramStart"/>
+            <w:r>
+              <w:rPr>
+                <w:rFonts w:ascii="BRH Malayalam Extra" w:hAnsi="BRH Malayalam Extra" w:cs="BRH Malayalam Extra"/>
+                <w:color w:val="000000"/>
+                <w:sz w:val="32"/>
+                <w:szCs w:val="40"/>
+              </w:rPr>
+              <w:t>-  A</w:t>
+            </w:r>
+            <w:proofErr w:type="gramEnd"/>
             <w:r>
               <w:rPr>
                 <w:rFonts w:ascii="BRH Malayalam Extra" w:hAnsi="BRH Malayalam Extra" w:cs="BRH Malayalam Extra"/>
@@ -10820,6 +11149,7 @@
                 <w:color w:val="000000"/>
                 <w:szCs w:val="40"/>
               </w:rPr>
+              <w:lastRenderedPageBreak/>
               <w:t>45</w:t>
             </w:r>
             <w:r>
@@ -10923,7 +11253,27 @@
                 <w:sz w:val="32"/>
                 <w:szCs w:val="40"/>
               </w:rPr>
-              <w:t>)-  B | E</w:t>
+              <w:t>)</w:t>
+            </w:r>
+            <w:proofErr w:type="gramStart"/>
+            <w:r>
+              <w:rPr>
+                <w:rFonts w:ascii="BRH Malayalam Extra" w:hAnsi="BRH Malayalam Extra" w:cs="BRH Malayalam Extra"/>
+                <w:color w:val="000000"/>
+                <w:sz w:val="32"/>
+                <w:szCs w:val="40"/>
+              </w:rPr>
+              <w:t>-  B</w:t>
+            </w:r>
+            <w:proofErr w:type="gramEnd"/>
+            <w:r>
+              <w:rPr>
+                <w:rFonts w:ascii="BRH Malayalam Extra" w:hAnsi="BRH Malayalam Extra" w:cs="BRH Malayalam Extra"/>
+                <w:color w:val="000000"/>
+                <w:sz w:val="32"/>
+                <w:szCs w:val="40"/>
+              </w:rPr>
+              <w:t xml:space="preserve"> | E</w:t>
             </w:r>
             <w:r>
               <w:rPr>
@@ -11175,7 +11525,27 @@
                 <w:sz w:val="32"/>
                 <w:szCs w:val="40"/>
               </w:rPr>
-              <w:t>)-  B | E</w:t>
+              <w:t>)</w:t>
+            </w:r>
+            <w:proofErr w:type="gramStart"/>
+            <w:r>
+              <w:rPr>
+                <w:rFonts w:ascii="BRH Malayalam Extra" w:hAnsi="BRH Malayalam Extra" w:cs="BRH Malayalam Extra"/>
+                <w:color w:val="000000"/>
+                <w:sz w:val="32"/>
+                <w:szCs w:val="40"/>
+              </w:rPr>
+              <w:t>-  B</w:t>
+            </w:r>
+            <w:proofErr w:type="gramEnd"/>
+            <w:r>
+              <w:rPr>
+                <w:rFonts w:ascii="BRH Malayalam Extra" w:hAnsi="BRH Malayalam Extra" w:cs="BRH Malayalam Extra"/>
+                <w:color w:val="000000"/>
+                <w:sz w:val="32"/>
+                <w:szCs w:val="40"/>
+              </w:rPr>
+              <w:t xml:space="preserve"> | E</w:t>
             </w:r>
             <w:r>
               <w:rPr>
@@ -11347,7 +11717,6 @@
                 <w:color w:val="000000"/>
                 <w:szCs w:val="40"/>
               </w:rPr>
-              <w:lastRenderedPageBreak/>
               <w:t>1</w:t>
             </w:r>
             <w:r>
@@ -11451,8 +11820,19 @@
                 <w:sz w:val="32"/>
                 <w:szCs w:val="40"/>
               </w:rPr>
-              <w:t>)-  A</w:t>
-            </w:r>
+              <w:t>)</w:t>
+            </w:r>
+            <w:proofErr w:type="gramStart"/>
+            <w:r>
+              <w:rPr>
+                <w:rFonts w:ascii="BRH Malayalam Extra" w:hAnsi="BRH Malayalam Extra" w:cs="BRH Malayalam Extra"/>
+                <w:color w:val="000000"/>
+                <w:sz w:val="32"/>
+                <w:szCs w:val="40"/>
+              </w:rPr>
+              <w:t>-  A</w:t>
+            </w:r>
+            <w:proofErr w:type="gramEnd"/>
             <w:r>
               <w:rPr>
                 <w:rFonts w:ascii="BRH Malayalam Extra" w:hAnsi="BRH Malayalam Extra" w:cs="BRH Malayalam Extra"/>
@@ -11850,8 +12230,19 @@
                 <w:sz w:val="32"/>
                 <w:szCs w:val="40"/>
               </w:rPr>
-              <w:t>)-  A</w:t>
-            </w:r>
+              <w:t>)</w:t>
+            </w:r>
+            <w:proofErr w:type="gramStart"/>
+            <w:r>
+              <w:rPr>
+                <w:rFonts w:ascii="BRH Malayalam Extra" w:hAnsi="BRH Malayalam Extra" w:cs="BRH Malayalam Extra"/>
+                <w:color w:val="000000"/>
+                <w:sz w:val="32"/>
+                <w:szCs w:val="40"/>
+              </w:rPr>
+              <w:t>-  A</w:t>
+            </w:r>
+            <w:proofErr w:type="gramEnd"/>
             <w:r>
               <w:rPr>
                 <w:rFonts w:ascii="BRH Malayalam Extra" w:hAnsi="BRH Malayalam Extra" w:cs="BRH Malayalam Extra"/>
@@ -12227,8 +12618,19 @@
                 <w:sz w:val="32"/>
                 <w:szCs w:val="40"/>
               </w:rPr>
-              <w:t>)-  h</w:t>
-            </w:r>
+              <w:t>)</w:t>
+            </w:r>
+            <w:proofErr w:type="gramStart"/>
+            <w:r>
+              <w:rPr>
+                <w:rFonts w:ascii="BRH Malayalam Extra" w:hAnsi="BRH Malayalam Extra" w:cs="BRH Malayalam Extra"/>
+                <w:color w:val="000000"/>
+                <w:sz w:val="32"/>
+                <w:szCs w:val="40"/>
+              </w:rPr>
+              <w:t>-  h</w:t>
+            </w:r>
+            <w:proofErr w:type="gramEnd"/>
             <w:r>
               <w:rPr>
                 <w:rFonts w:ascii="BRH Malayalam Extra" w:hAnsi="BRH Malayalam Extra" w:cs="BRH Malayalam Extra"/>
@@ -12301,6 +12703,7 @@
               </w:rPr>
               <w:t>m§</w:t>
             </w:r>
+            <w:proofErr w:type="gramStart"/>
             <w:r>
               <w:rPr>
                 <w:rFonts w:ascii="BRH Malayalam Extra" w:hAnsi="BRH Malayalam Extra" w:cs="BRH Malayalam Extra"/>
@@ -12329,6 +12732,7 @@
               </w:rPr>
               <w:t>p</w:t>
             </w:r>
+            <w:proofErr w:type="gramEnd"/>
             <w:r>
               <w:rPr>
                 <w:rFonts w:ascii="BRH Malayalam Extra" w:hAnsi="BRH Malayalam Extra" w:cs="BRH Malayalam Extra"/>
@@ -12452,8 +12856,19 @@
                 <w:sz w:val="32"/>
                 <w:szCs w:val="40"/>
               </w:rPr>
-              <w:t>m§.¥</w:t>
-            </w:r>
+              <w:t>m</w:t>
+            </w:r>
+            <w:proofErr w:type="gramStart"/>
+            <w:r>
+              <w:rPr>
+                <w:rFonts w:ascii="BRH Malayalam Extra" w:hAnsi="BRH Malayalam Extra" w:cs="BRH Malayalam Extra"/>
+                <w:color w:val="000000"/>
+                <w:sz w:val="32"/>
+                <w:szCs w:val="40"/>
+              </w:rPr>
+              <w:t>§.¥</w:t>
+            </w:r>
+            <w:proofErr w:type="gramEnd"/>
             <w:r>
               <w:rPr>
                 <w:rFonts w:ascii="BRH Malayalam Extra" w:hAnsi="BRH Malayalam Extra" w:cs="BRH Malayalam Extra"/>
@@ -12500,6 +12915,7 @@
               </w:rPr>
               <w:t>m</w:t>
             </w:r>
+            <w:proofErr w:type="gramStart"/>
             <w:r>
               <w:rPr>
                 <w:rFonts w:ascii="BRH Malayalam Extra" w:hAnsi="BRH Malayalam Extra" w:cs="BRH Malayalam Extra"/>
@@ -12508,7 +12924,18 @@
                 <w:szCs w:val="40"/>
                 <w:highlight w:val="yellow"/>
               </w:rPr>
-              <w:t>§.¥px</w:t>
+              <w:t>§.¥</w:t>
+            </w:r>
+            <w:proofErr w:type="gramEnd"/>
+            <w:r>
+              <w:rPr>
+                <w:rFonts w:ascii="BRH Malayalam Extra" w:hAnsi="BRH Malayalam Extra" w:cs="BRH Malayalam Extra"/>
+                <w:color w:val="000000"/>
+                <w:sz w:val="32"/>
+                <w:szCs w:val="40"/>
+                <w:highlight w:val="yellow"/>
+              </w:rPr>
+              <w:t>px</w:t>
             </w:r>
             <w:r>
               <w:rPr>
@@ -12696,7 +13123,17 @@
                 <w:sz w:val="32"/>
                 <w:szCs w:val="40"/>
               </w:rPr>
-              <w:t>m§.</w:t>
+              <w:t>m</w:t>
+            </w:r>
+            <w:proofErr w:type="gramStart"/>
+            <w:r>
+              <w:rPr>
+                <w:rFonts w:ascii="BRH Malayalam Extra" w:hAnsi="BRH Malayalam Extra" w:cs="BRH Malayalam Extra"/>
+                <w:color w:val="000000"/>
+                <w:sz w:val="32"/>
+                <w:szCs w:val="40"/>
+              </w:rPr>
+              <w:t>§.</w:t>
             </w:r>
             <w:r>
               <w:rPr>
@@ -12708,6 +13145,7 @@
               </w:rPr>
               <w:t>p</w:t>
             </w:r>
+            <w:proofErr w:type="gramEnd"/>
             <w:r>
               <w:rPr>
                 <w:rFonts w:ascii="BRH Malayalam Extra" w:hAnsi="BRH Malayalam Extra" w:cs="BRH Malayalam Extra"/>
@@ -12851,7 +13289,27 @@
                 <w:sz w:val="32"/>
                 <w:szCs w:val="40"/>
               </w:rPr>
-              <w:t>)-  ¤¤g</w:t>
+              <w:t>)</w:t>
+            </w:r>
+            <w:proofErr w:type="gramStart"/>
+            <w:r>
+              <w:rPr>
+                <w:rFonts w:ascii="BRH Malayalam Extra" w:hAnsi="BRH Malayalam Extra" w:cs="BRH Malayalam Extra"/>
+                <w:color w:val="000000"/>
+                <w:sz w:val="32"/>
+                <w:szCs w:val="40"/>
+              </w:rPr>
+              <w:t>-  ¤</w:t>
+            </w:r>
+            <w:proofErr w:type="gramEnd"/>
+            <w:r>
+              <w:rPr>
+                <w:rFonts w:ascii="BRH Malayalam Extra" w:hAnsi="BRH Malayalam Extra" w:cs="BRH Malayalam Extra"/>
+                <w:color w:val="000000"/>
+                <w:sz w:val="32"/>
+                <w:szCs w:val="40"/>
+              </w:rPr>
+              <w:t>¤g</w:t>
             </w:r>
             <w:r>
               <w:rPr>
@@ -12871,6 +13329,7 @@
               </w:rPr>
               <w:t>m§</w:t>
             </w:r>
+            <w:proofErr w:type="gramStart"/>
             <w:r>
               <w:rPr>
                 <w:rFonts w:ascii="BRH Malayalam Extra" w:hAnsi="BRH Malayalam Extra" w:cs="BRH Malayalam Extra"/>
@@ -12899,6 +13358,7 @@
               </w:rPr>
               <w:t>p</w:t>
             </w:r>
+            <w:proofErr w:type="gramEnd"/>
             <w:r>
               <w:rPr>
                 <w:rFonts w:ascii="BRH Malayalam Extra" w:hAnsi="BRH Malayalam Extra" w:cs="BRH Malayalam Extra"/>
@@ -14280,8 +14740,19 @@
                 <w:sz w:val="32"/>
                 <w:szCs w:val="40"/>
               </w:rPr>
-              <w:t>)-  A</w:t>
-            </w:r>
+              <w:t>)</w:t>
+            </w:r>
+            <w:proofErr w:type="gramStart"/>
+            <w:r>
+              <w:rPr>
+                <w:rFonts w:ascii="BRH Malayalam Extra" w:hAnsi="BRH Malayalam Extra" w:cs="BRH Malayalam Extra"/>
+                <w:color w:val="000000"/>
+                <w:sz w:val="32"/>
+                <w:szCs w:val="40"/>
+              </w:rPr>
+              <w:t>-  A</w:t>
+            </w:r>
+            <w:proofErr w:type="gramEnd"/>
             <w:r>
               <w:rPr>
                 <w:rFonts w:ascii="BRH Malayalam Extra" w:hAnsi="BRH Malayalam Extra" w:cs="BRH Malayalam Extra"/>
@@ -14562,8 +15033,19 @@
                 <w:sz w:val="32"/>
                 <w:szCs w:val="40"/>
               </w:rPr>
-              <w:t>)-  A</w:t>
-            </w:r>
+              <w:t>)</w:t>
+            </w:r>
+            <w:proofErr w:type="gramStart"/>
+            <w:r>
+              <w:rPr>
+                <w:rFonts w:ascii="BRH Malayalam Extra" w:hAnsi="BRH Malayalam Extra" w:cs="BRH Malayalam Extra"/>
+                <w:color w:val="000000"/>
+                <w:sz w:val="32"/>
+                <w:szCs w:val="40"/>
+              </w:rPr>
+              <w:t>-  A</w:t>
+            </w:r>
+            <w:proofErr w:type="gramEnd"/>
             <w:r>
               <w:rPr>
                 <w:rFonts w:ascii="BRH Malayalam Extra" w:hAnsi="BRH Malayalam Extra" w:cs="BRH Malayalam Extra"/>
@@ -14849,8 +15331,19 @@
                 <w:sz w:val="32"/>
                 <w:szCs w:val="40"/>
               </w:rPr>
-              <w:t>)-  A</w:t>
-            </w:r>
+              <w:t>)</w:t>
+            </w:r>
+            <w:proofErr w:type="gramStart"/>
+            <w:r>
+              <w:rPr>
+                <w:rFonts w:ascii="BRH Malayalam Extra" w:hAnsi="BRH Malayalam Extra" w:cs="BRH Malayalam Extra"/>
+                <w:color w:val="000000"/>
+                <w:sz w:val="32"/>
+                <w:szCs w:val="40"/>
+              </w:rPr>
+              <w:t>-  A</w:t>
+            </w:r>
+            <w:proofErr w:type="gramEnd"/>
             <w:r>
               <w:rPr>
                 <w:rFonts w:ascii="BRH Malayalam Extra" w:hAnsi="BRH Malayalam Extra" w:cs="BRH Malayalam Extra"/>
@@ -15111,8 +15604,19 @@
                 <w:sz w:val="32"/>
                 <w:szCs w:val="40"/>
               </w:rPr>
-              <w:t>)-  A</w:t>
-            </w:r>
+              <w:t>)</w:t>
+            </w:r>
+            <w:proofErr w:type="gramStart"/>
+            <w:r>
+              <w:rPr>
+                <w:rFonts w:ascii="BRH Malayalam Extra" w:hAnsi="BRH Malayalam Extra" w:cs="BRH Malayalam Extra"/>
+                <w:color w:val="000000"/>
+                <w:sz w:val="32"/>
+                <w:szCs w:val="40"/>
+              </w:rPr>
+              <w:t>-  A</w:t>
+            </w:r>
+            <w:proofErr w:type="gramEnd"/>
             <w:r>
               <w:rPr>
                 <w:rFonts w:ascii="BRH Malayalam Extra" w:hAnsi="BRH Malayalam Extra" w:cs="BRH Malayalam Extra"/>
@@ -15398,7 +15902,27 @@
                 <w:sz w:val="32"/>
                 <w:szCs w:val="40"/>
               </w:rPr>
-              <w:t>)-  ¥RõxMx—ijxpz |</w:t>
+              <w:t>)</w:t>
+            </w:r>
+            <w:proofErr w:type="gramStart"/>
+            <w:r>
+              <w:rPr>
+                <w:rFonts w:ascii="BRH Malayalam Extra" w:hAnsi="BRH Malayalam Extra" w:cs="BRH Malayalam Extra"/>
+                <w:color w:val="000000"/>
+                <w:sz w:val="32"/>
+                <w:szCs w:val="40"/>
+              </w:rPr>
+              <w:t>-  ¥</w:t>
+            </w:r>
+            <w:proofErr w:type="gramEnd"/>
+            <w:r>
+              <w:rPr>
+                <w:rFonts w:ascii="BRH Malayalam Extra" w:hAnsi="BRH Malayalam Extra" w:cs="BRH Malayalam Extra"/>
+                <w:color w:val="000000"/>
+                <w:sz w:val="32"/>
+                <w:szCs w:val="40"/>
+              </w:rPr>
+              <w:t>RõxMx—ijxpz |</w:t>
             </w:r>
           </w:p>
           <w:p>
@@ -15676,7 +16200,27 @@
                 <w:sz w:val="32"/>
                 <w:szCs w:val="40"/>
               </w:rPr>
-              <w:t>)-  ¥RõxMx—ijxp</w:t>
+              <w:t>)</w:t>
+            </w:r>
+            <w:proofErr w:type="gramStart"/>
+            <w:r>
+              <w:rPr>
+                <w:rFonts w:ascii="BRH Malayalam Extra" w:hAnsi="BRH Malayalam Extra" w:cs="BRH Malayalam Extra"/>
+                <w:color w:val="000000"/>
+                <w:sz w:val="32"/>
+                <w:szCs w:val="40"/>
+              </w:rPr>
+              <w:t>-  ¥</w:t>
+            </w:r>
+            <w:proofErr w:type="gramEnd"/>
+            <w:r>
+              <w:rPr>
+                <w:rFonts w:ascii="BRH Malayalam Extra" w:hAnsi="BRH Malayalam Extra" w:cs="BRH Malayalam Extra"/>
+                <w:color w:val="000000"/>
+                <w:sz w:val="32"/>
+                <w:szCs w:val="40"/>
+              </w:rPr>
+              <w:t>RõxMx—ijxp</w:t>
             </w:r>
             <w:bookmarkStart w:id="18" w:name="_Hlk134599062"/>
             <w:r>
@@ -15888,6 +16432,7 @@
                 <w:color w:val="000000"/>
                 <w:szCs w:val="40"/>
               </w:rPr>
+              <w:lastRenderedPageBreak/>
               <w:t>7</w:t>
             </w:r>
             <w:r>
@@ -15991,7 +16536,27 @@
                 <w:sz w:val="32"/>
                 <w:szCs w:val="40"/>
               </w:rPr>
-              <w:t>)-  põ¡</w:t>
+              <w:t>)</w:t>
+            </w:r>
+            <w:proofErr w:type="gramStart"/>
+            <w:r>
+              <w:rPr>
+                <w:rFonts w:ascii="BRH Malayalam Extra" w:hAnsi="BRH Malayalam Extra" w:cs="BRH Malayalam Extra"/>
+                <w:color w:val="000000"/>
+                <w:sz w:val="32"/>
+                <w:szCs w:val="40"/>
+              </w:rPr>
+              <w:t>-  põ</w:t>
+            </w:r>
+            <w:proofErr w:type="gramEnd"/>
+            <w:r>
+              <w:rPr>
+                <w:rFonts w:ascii="BRH Malayalam Extra" w:hAnsi="BRH Malayalam Extra" w:cs="BRH Malayalam Extra"/>
+                <w:color w:val="000000"/>
+                <w:sz w:val="32"/>
+                <w:szCs w:val="40"/>
+              </w:rPr>
+              <w:t>¡</w:t>
             </w:r>
             <w:r>
               <w:rPr>
@@ -16224,7 +16789,27 @@
                 <w:sz w:val="32"/>
                 <w:szCs w:val="40"/>
               </w:rPr>
-              <w:t>)-  põ¡</w:t>
+              <w:t>)</w:t>
+            </w:r>
+            <w:proofErr w:type="gramStart"/>
+            <w:r>
+              <w:rPr>
+                <w:rFonts w:ascii="BRH Malayalam Extra" w:hAnsi="BRH Malayalam Extra" w:cs="BRH Malayalam Extra"/>
+                <w:color w:val="000000"/>
+                <w:sz w:val="32"/>
+                <w:szCs w:val="40"/>
+              </w:rPr>
+              <w:t>-  põ</w:t>
+            </w:r>
+            <w:proofErr w:type="gramEnd"/>
+            <w:r>
+              <w:rPr>
+                <w:rFonts w:ascii="BRH Malayalam Extra" w:hAnsi="BRH Malayalam Extra" w:cs="BRH Malayalam Extra"/>
+                <w:color w:val="000000"/>
+                <w:sz w:val="32"/>
+                <w:szCs w:val="40"/>
+              </w:rPr>
+              <w:t>¡</w:t>
             </w:r>
             <w:r>
               <w:rPr>
@@ -16371,7 +16956,6 @@
                 <w:color w:val="000000"/>
                 <w:szCs w:val="40"/>
               </w:rPr>
-              <w:lastRenderedPageBreak/>
               <w:t>44</w:t>
             </w:r>
             <w:r>
@@ -16475,7 +17059,27 @@
                 <w:sz w:val="32"/>
                 <w:szCs w:val="40"/>
               </w:rPr>
-              <w:t>)-  põ¡</w:t>
+              <w:t>)</w:t>
+            </w:r>
+            <w:proofErr w:type="gramStart"/>
+            <w:r>
+              <w:rPr>
+                <w:rFonts w:ascii="BRH Malayalam Extra" w:hAnsi="BRH Malayalam Extra" w:cs="BRH Malayalam Extra"/>
+                <w:color w:val="000000"/>
+                <w:sz w:val="32"/>
+                <w:szCs w:val="40"/>
+              </w:rPr>
+              <w:t>-  põ</w:t>
+            </w:r>
+            <w:proofErr w:type="gramEnd"/>
+            <w:r>
+              <w:rPr>
+                <w:rFonts w:ascii="BRH Malayalam Extra" w:hAnsi="BRH Malayalam Extra" w:cs="BRH Malayalam Extra"/>
+                <w:color w:val="000000"/>
+                <w:sz w:val="32"/>
+                <w:szCs w:val="40"/>
+              </w:rPr>
+              <w:t>¡</w:t>
             </w:r>
             <w:r>
               <w:rPr>
@@ -16709,7 +17313,27 @@
                 <w:sz w:val="32"/>
                 <w:szCs w:val="40"/>
               </w:rPr>
-              <w:t>)-  põ¡</w:t>
+              <w:t>)</w:t>
+            </w:r>
+            <w:proofErr w:type="gramStart"/>
+            <w:r>
+              <w:rPr>
+                <w:rFonts w:ascii="BRH Malayalam Extra" w:hAnsi="BRH Malayalam Extra" w:cs="BRH Malayalam Extra"/>
+                <w:color w:val="000000"/>
+                <w:sz w:val="32"/>
+                <w:szCs w:val="40"/>
+              </w:rPr>
+              <w:t>-  põ</w:t>
+            </w:r>
+            <w:proofErr w:type="gramEnd"/>
+            <w:r>
+              <w:rPr>
+                <w:rFonts w:ascii="BRH Malayalam Extra" w:hAnsi="BRH Malayalam Extra" w:cs="BRH Malayalam Extra"/>
+                <w:color w:val="000000"/>
+                <w:sz w:val="32"/>
+                <w:szCs w:val="40"/>
+              </w:rPr>
+              <w:t>¡</w:t>
             </w:r>
             <w:bookmarkStart w:id="21" w:name="_Hlk134599177"/>
             <w:r>
@@ -16960,8 +17584,19 @@
                 <w:sz w:val="32"/>
                 <w:szCs w:val="40"/>
               </w:rPr>
-              <w:t>)-  py</w:t>
-            </w:r>
+              <w:t>)</w:t>
+            </w:r>
+            <w:proofErr w:type="gramStart"/>
+            <w:r>
+              <w:rPr>
+                <w:rFonts w:ascii="BRH Malayalam Extra" w:hAnsi="BRH Malayalam Extra" w:cs="BRH Malayalam Extra"/>
+                <w:color w:val="000000"/>
+                <w:sz w:val="32"/>
+                <w:szCs w:val="40"/>
+              </w:rPr>
+              <w:t>-  py</w:t>
+            </w:r>
+            <w:proofErr w:type="gramEnd"/>
             <w:r>
               <w:rPr>
                 <w:rFonts w:ascii="BRH Malayalam Extra" w:hAnsi="BRH Malayalam Extra" w:cs="BRH Malayalam Extra"/>
@@ -17248,8 +17883,19 @@
                 <w:sz w:val="32"/>
                 <w:szCs w:val="40"/>
               </w:rPr>
-              <w:t>)-  py</w:t>
-            </w:r>
+              <w:t>)</w:t>
+            </w:r>
+            <w:proofErr w:type="gramStart"/>
+            <w:r>
+              <w:rPr>
+                <w:rFonts w:ascii="BRH Malayalam Extra" w:hAnsi="BRH Malayalam Extra" w:cs="BRH Malayalam Extra"/>
+                <w:color w:val="000000"/>
+                <w:sz w:val="32"/>
+                <w:szCs w:val="40"/>
+              </w:rPr>
+              <w:t>-  py</w:t>
+            </w:r>
+            <w:proofErr w:type="gramEnd"/>
             <w:r>
               <w:rPr>
                 <w:rFonts w:ascii="BRH Malayalam Extra" w:hAnsi="BRH Malayalam Extra" w:cs="BRH Malayalam Extra"/>
@@ -17559,7 +18205,27 @@
                 <w:sz w:val="32"/>
                 <w:szCs w:val="40"/>
               </w:rPr>
-              <w:t>)-  Z¡</w:t>
+              <w:t>)</w:t>
+            </w:r>
+            <w:proofErr w:type="gramStart"/>
+            <w:r>
+              <w:rPr>
+                <w:rFonts w:ascii="BRH Malayalam Extra" w:hAnsi="BRH Malayalam Extra" w:cs="BRH Malayalam Extra"/>
+                <w:color w:val="000000"/>
+                <w:sz w:val="32"/>
+                <w:szCs w:val="40"/>
+              </w:rPr>
+              <w:t>-  Z</w:t>
+            </w:r>
+            <w:proofErr w:type="gramEnd"/>
+            <w:r>
+              <w:rPr>
+                <w:rFonts w:ascii="BRH Malayalam Extra" w:hAnsi="BRH Malayalam Extra" w:cs="BRH Malayalam Extra"/>
+                <w:color w:val="000000"/>
+                <w:sz w:val="32"/>
+                <w:szCs w:val="40"/>
+              </w:rPr>
+              <w:t>¡</w:t>
             </w:r>
             <w:r>
               <w:rPr>
@@ -17810,7 +18476,27 @@
                 <w:sz w:val="32"/>
                 <w:szCs w:val="40"/>
               </w:rPr>
-              <w:t>)-  Z¡</w:t>
+              <w:t>)</w:t>
+            </w:r>
+            <w:proofErr w:type="gramStart"/>
+            <w:r>
+              <w:rPr>
+                <w:rFonts w:ascii="BRH Malayalam Extra" w:hAnsi="BRH Malayalam Extra" w:cs="BRH Malayalam Extra"/>
+                <w:color w:val="000000"/>
+                <w:sz w:val="32"/>
+                <w:szCs w:val="40"/>
+              </w:rPr>
+              <w:t>-  Z</w:t>
+            </w:r>
+            <w:proofErr w:type="gramEnd"/>
+            <w:r>
+              <w:rPr>
+                <w:rFonts w:ascii="BRH Malayalam Extra" w:hAnsi="BRH Malayalam Extra" w:cs="BRH Malayalam Extra"/>
+                <w:color w:val="000000"/>
+                <w:sz w:val="32"/>
+                <w:szCs w:val="40"/>
+              </w:rPr>
+              <w:t>¡</w:t>
             </w:r>
             <w:r>
               <w:rPr>
@@ -18877,8 +19563,19 @@
                 <w:sz w:val="32"/>
                 <w:szCs w:val="40"/>
               </w:rPr>
-              <w:t>)-  s</w:t>
-            </w:r>
+              <w:t>)</w:t>
+            </w:r>
+            <w:proofErr w:type="gramStart"/>
+            <w:r>
+              <w:rPr>
+                <w:rFonts w:ascii="BRH Malayalam Extra" w:hAnsi="BRH Malayalam Extra" w:cs="BRH Malayalam Extra"/>
+                <w:color w:val="000000"/>
+                <w:sz w:val="32"/>
+                <w:szCs w:val="40"/>
+              </w:rPr>
+              <w:t>-  s</w:t>
+            </w:r>
+            <w:proofErr w:type="gramEnd"/>
             <w:r>
               <w:rPr>
                 <w:rFonts w:ascii="BRH Malayalam Extra" w:hAnsi="BRH Malayalam Extra" w:cs="BRH Malayalam Extra"/>
@@ -19155,8 +19852,19 @@
                 <w:sz w:val="32"/>
                 <w:szCs w:val="40"/>
               </w:rPr>
-              <w:t>)-  s</w:t>
-            </w:r>
+              <w:t>)</w:t>
+            </w:r>
+            <w:proofErr w:type="gramStart"/>
+            <w:r>
+              <w:rPr>
+                <w:rFonts w:ascii="BRH Malayalam Extra" w:hAnsi="BRH Malayalam Extra" w:cs="BRH Malayalam Extra"/>
+                <w:color w:val="000000"/>
+                <w:sz w:val="32"/>
+                <w:szCs w:val="40"/>
+              </w:rPr>
+              <w:t>-  s</w:t>
+            </w:r>
+            <w:proofErr w:type="gramEnd"/>
             <w:r>
               <w:rPr>
                 <w:rFonts w:ascii="BRH Malayalam Extra" w:hAnsi="BRH Malayalam Extra" w:cs="BRH Malayalam Extra"/>
@@ -19450,8 +20158,19 @@
                 <w:sz w:val="32"/>
                 <w:szCs w:val="40"/>
               </w:rPr>
-              <w:t>)-  cx</w:t>
-            </w:r>
+              <w:t>)</w:t>
+            </w:r>
+            <w:proofErr w:type="gramStart"/>
+            <w:r>
+              <w:rPr>
+                <w:rFonts w:ascii="BRH Malayalam Extra" w:hAnsi="BRH Malayalam Extra" w:cs="BRH Malayalam Extra"/>
+                <w:color w:val="000000"/>
+                <w:sz w:val="32"/>
+                <w:szCs w:val="40"/>
+              </w:rPr>
+              <w:t>-  cx</w:t>
+            </w:r>
+            <w:proofErr w:type="gramEnd"/>
             <w:r>
               <w:rPr>
                 <w:rFonts w:ascii="BRH Malayalam Extra" w:hAnsi="BRH Malayalam Extra" w:cs="BRH Malayalam Extra"/>
@@ -19809,8 +20528,19 @@
                 <w:sz w:val="32"/>
                 <w:szCs w:val="40"/>
               </w:rPr>
-              <w:t>)-  cx</w:t>
-            </w:r>
+              <w:t>)</w:t>
+            </w:r>
+            <w:proofErr w:type="gramStart"/>
+            <w:r>
+              <w:rPr>
+                <w:rFonts w:ascii="BRH Malayalam Extra" w:hAnsi="BRH Malayalam Extra" w:cs="BRH Malayalam Extra"/>
+                <w:color w:val="000000"/>
+                <w:sz w:val="32"/>
+                <w:szCs w:val="40"/>
+              </w:rPr>
+              <w:t>-  cx</w:t>
+            </w:r>
+            <w:proofErr w:type="gramEnd"/>
             <w:r>
               <w:rPr>
                 <w:rFonts w:ascii="BRH Malayalam Extra" w:hAnsi="BRH Malayalam Extra" w:cs="BRH Malayalam Extra"/>
@@ -20054,6 +20784,7 @@
                 <w:szCs w:val="40"/>
                 <w:lang w:val="it-IT"/>
               </w:rPr>
+              <w:lastRenderedPageBreak/>
               <w:t>4</w:t>
             </w:r>
             <w:r>
@@ -20624,7 +21355,6 @@
                 <w:szCs w:val="40"/>
                 <w:lang w:val="it-IT"/>
               </w:rPr>
-              <w:lastRenderedPageBreak/>
               <w:t>12</w:t>
             </w:r>
             <w:r>
@@ -21380,8 +22110,19 @@
                 <w:sz w:val="32"/>
                 <w:szCs w:val="40"/>
               </w:rPr>
-              <w:t>)-  A</w:t>
-            </w:r>
+              <w:t>)</w:t>
+            </w:r>
+            <w:proofErr w:type="gramStart"/>
+            <w:r>
+              <w:rPr>
+                <w:rFonts w:ascii="BRH Malayalam Extra" w:hAnsi="BRH Malayalam Extra" w:cs="BRH Malayalam Extra"/>
+                <w:color w:val="000000"/>
+                <w:sz w:val="32"/>
+                <w:szCs w:val="40"/>
+              </w:rPr>
+              <w:t>-  A</w:t>
+            </w:r>
+            <w:proofErr w:type="gramEnd"/>
             <w:r>
               <w:rPr>
                 <w:rFonts w:ascii="BRH Malayalam Extra" w:hAnsi="BRH Malayalam Extra" w:cs="BRH Malayalam Extra"/>
@@ -21659,8 +22400,19 @@
                 <w:sz w:val="32"/>
                 <w:szCs w:val="40"/>
               </w:rPr>
-              <w:t>)-  A</w:t>
-            </w:r>
+              <w:t>)</w:t>
+            </w:r>
+            <w:proofErr w:type="gramStart"/>
+            <w:r>
+              <w:rPr>
+                <w:rFonts w:ascii="BRH Malayalam Extra" w:hAnsi="BRH Malayalam Extra" w:cs="BRH Malayalam Extra"/>
+                <w:color w:val="000000"/>
+                <w:sz w:val="32"/>
+                <w:szCs w:val="40"/>
+              </w:rPr>
+              <w:t>-  A</w:t>
+            </w:r>
+            <w:proofErr w:type="gramEnd"/>
             <w:r>
               <w:rPr>
                 <w:rFonts w:ascii="BRH Malayalam Extra" w:hAnsi="BRH Malayalam Extra" w:cs="BRH Malayalam Extra"/>
@@ -21982,7 +22734,27 @@
                 <w:sz w:val="32"/>
                 <w:szCs w:val="40"/>
               </w:rPr>
-              <w:t>)-  ¥ix</w:t>
+              <w:t>)</w:t>
+            </w:r>
+            <w:proofErr w:type="gramStart"/>
+            <w:r>
+              <w:rPr>
+                <w:rFonts w:ascii="BRH Malayalam Extra" w:hAnsi="BRH Malayalam Extra" w:cs="BRH Malayalam Extra"/>
+                <w:color w:val="000000"/>
+                <w:sz w:val="32"/>
+                <w:szCs w:val="40"/>
+              </w:rPr>
+              <w:t>-  ¥</w:t>
+            </w:r>
+            <w:proofErr w:type="gramEnd"/>
+            <w:r>
+              <w:rPr>
+                <w:rFonts w:ascii="BRH Malayalam Extra" w:hAnsi="BRH Malayalam Extra" w:cs="BRH Malayalam Extra"/>
+                <w:color w:val="000000"/>
+                <w:sz w:val="32"/>
+                <w:szCs w:val="40"/>
+              </w:rPr>
+              <w:t>ix</w:t>
             </w:r>
             <w:r>
               <w:rPr>
@@ -22267,7 +23039,27 @@
                 <w:sz w:val="32"/>
                 <w:szCs w:val="40"/>
               </w:rPr>
-              <w:t>)-  ¥ix</w:t>
+              <w:t>)</w:t>
+            </w:r>
+            <w:proofErr w:type="gramStart"/>
+            <w:r>
+              <w:rPr>
+                <w:rFonts w:ascii="BRH Malayalam Extra" w:hAnsi="BRH Malayalam Extra" w:cs="BRH Malayalam Extra"/>
+                <w:color w:val="000000"/>
+                <w:sz w:val="32"/>
+                <w:szCs w:val="40"/>
+              </w:rPr>
+              <w:t>-  ¥</w:t>
+            </w:r>
+            <w:proofErr w:type="gramEnd"/>
+            <w:r>
+              <w:rPr>
+                <w:rFonts w:ascii="BRH Malayalam Extra" w:hAnsi="BRH Malayalam Extra" w:cs="BRH Malayalam Extra"/>
+                <w:color w:val="000000"/>
+                <w:sz w:val="32"/>
+                <w:szCs w:val="40"/>
+              </w:rPr>
+              <w:t>ix</w:t>
             </w:r>
             <w:r>
               <w:rPr>
@@ -22411,20 +23203,6 @@
         </w:tc>
       </w:tr>
     </w:tbl>
-    <w:p>
-      <w:pPr>
-        <w:spacing w:before="0" w:line="240" w:lineRule="auto"/>
-        <w:jc w:val="center"/>
-        <w:rPr>
-          <w:b/>
-          <w:bCs/>
-          <w:sz w:val="32"/>
-          <w:szCs w:val="32"/>
-          <w:u w:val="single"/>
-          <w:lang w:val="en-IN"/>
-        </w:rPr>
-      </w:pPr>
-    </w:p>
     <w:p>
       <w:pPr>
         <w:spacing w:before="0" w:line="240" w:lineRule="auto"/>
@@ -22846,7 +23624,7 @@
 </file>
 
 <file path=word/endnotes.xml><?xml version="1.0" encoding="utf-8"?>
-<w:endnotes xmlns:wpc="http://schemas.microsoft.com/office/word/2010/wordprocessingCanvas" xmlns:cx="http://schemas.microsoft.com/office/drawing/2014/chartex" xmlns:cx1="http://schemas.microsoft.com/office/drawing/2015/9/8/chartex" xmlns:cx2="http://schemas.microsoft.com/office/drawing/2015/10/21/chartex" xmlns:cx3="http://schemas.microsoft.com/office/drawing/2016/5/9/chartex" xmlns:cx4="http://schemas.microsoft.com/office/drawing/2016/5/10/chartex" xmlns:cx5="http://schemas.microsoft.com/office/drawing/2016/5/11/chartex" xmlns:cx6="http://schemas.microsoft.com/office/drawing/2016/5/12/chartex" xmlns:cx7="http://schemas.microsoft.com/office/drawing/2016/5/13/chartex" xmlns:cx8="http://schemas.microsoft.com/office/drawing/2016/5/14/chartex" xmlns:mc="http://schemas.openxmlformats.org/markup-compatibility/2006" xmlns:aink="http://schemas.microsoft.com/office/drawing/2016/ink" xmlns:am3d="http://schemas.microsoft.com/office/drawing/2017/model3d" xmlns:o="urn:schemas-microsoft-com:office:office" xmlns:oel="http://schemas.microsoft.com/office/2019/extlst" xmlns:r="http://schemas.openxmlformats.org/officeDocument/2006/relationships" xmlns:m="http://schemas.openxmlformats.org/officeDocument/2006/math" xmlns:v="urn:schemas-microsoft-com:vml" xmlns:wp14="http://schemas.microsoft.com/office/word/2010/wordprocessingDrawing" xmlns:wp="http://schemas.openxmlformats.org/drawingml/2006/wordprocessingDrawing" xmlns:w10="urn:schemas-microsoft-com:office:word" xmlns:w="http://schemas.openxmlformats.org/wordprocessingml/2006/main" xmlns:w14="http://schemas.microsoft.com/office/word/2010/wordml" xmlns:w15="http://schemas.microsoft.com/office/word/2012/wordml" xmlns:w16cex="http://schemas.microsoft.com/office/word/2018/wordml/cex" xmlns:w16cid="http://schemas.microsoft.com/office/word/2016/wordml/cid" xmlns:w16="http://schemas.microsoft.com/office/word/2018/wordml" xmlns:w16du="http://schemas.microsoft.com/office/word/2023/wordml/word16du" xmlns:w16sdtdh="http://schemas.microsoft.com/office/word/2020/wordml/sdtdatahash" xmlns:w16se="http://schemas.microsoft.com/office/word/2015/wordml/symex" xmlns:wpg="http://schemas.microsoft.com/office/word/2010/wordprocessingGroup" xmlns:wpi="http://schemas.microsoft.com/office/word/2010/wordprocessingInk" xmlns:wne="http://schemas.microsoft.com/office/word/2006/wordml" xmlns:wps="http://schemas.microsoft.com/office/word/2010/wordprocessingShape" mc:Ignorable="w14 w15 w16se w16cid w16 w16cex w16sdtdh wp14">
+<w:endnotes xmlns:wpc="http://schemas.microsoft.com/office/word/2010/wordprocessingCanvas" xmlns:cx="http://schemas.microsoft.com/office/drawing/2014/chartex" xmlns:cx1="http://schemas.microsoft.com/office/drawing/2015/9/8/chartex" xmlns:cx2="http://schemas.microsoft.com/office/drawing/2015/10/21/chartex" xmlns:cx3="http://schemas.microsoft.com/office/drawing/2016/5/9/chartex" xmlns:cx4="http://schemas.microsoft.com/office/drawing/2016/5/10/chartex" xmlns:cx5="http://schemas.microsoft.com/office/drawing/2016/5/11/chartex" xmlns:cx6="http://schemas.microsoft.com/office/drawing/2016/5/12/chartex" xmlns:cx7="http://schemas.microsoft.com/office/drawing/2016/5/13/chartex" xmlns:cx8="http://schemas.microsoft.com/office/drawing/2016/5/14/chartex" xmlns:mc="http://schemas.openxmlformats.org/markup-compatibility/2006" xmlns:aink="http://schemas.microsoft.com/office/drawing/2016/ink" xmlns:am3d="http://schemas.microsoft.com/office/drawing/2017/model3d" xmlns:o="urn:schemas-microsoft-com:office:office" xmlns:oel="http://schemas.microsoft.com/office/2019/extlst" xmlns:r="http://schemas.openxmlformats.org/officeDocument/2006/relationships" xmlns:m="http://schemas.openxmlformats.org/officeDocument/2006/math" xmlns:v="urn:schemas-microsoft-com:vml" xmlns:wp14="http://schemas.microsoft.com/office/word/2010/wordprocessingDrawing" xmlns:wp="http://schemas.openxmlformats.org/drawingml/2006/wordprocessingDrawing" xmlns:w10="urn:schemas-microsoft-com:office:word" xmlns:w="http://schemas.openxmlformats.org/wordprocessingml/2006/main" xmlns:w14="http://schemas.microsoft.com/office/word/2010/wordml" xmlns:w15="http://schemas.microsoft.com/office/word/2012/wordml" xmlns:w16cex="http://schemas.microsoft.com/office/word/2018/wordml/cex" xmlns:w16cid="http://schemas.microsoft.com/office/word/2016/wordml/cid" xmlns:w16="http://schemas.microsoft.com/office/word/2018/wordml" xmlns:w16du="http://schemas.microsoft.com/office/word/2023/wordml/word16du" xmlns:w16sdtdh="http://schemas.microsoft.com/office/word/2020/wordml/sdtdatahash" xmlns:w16sdtfl="http://schemas.microsoft.com/office/word/2024/wordml/sdtformatlock" xmlns:w16se="http://schemas.microsoft.com/office/word/2015/wordml/symex" xmlns:wpg="http://schemas.microsoft.com/office/word/2010/wordprocessingGroup" xmlns:wpi="http://schemas.microsoft.com/office/word/2010/wordprocessingInk" xmlns:wne="http://schemas.microsoft.com/office/word/2006/wordml" xmlns:wps="http://schemas.microsoft.com/office/word/2010/wordprocessingShape" mc:Ignorable="w14 w15 w16se w16cid w16 w16cex w16sdtdh w16sdtfl w16du wp14">
   <w:endnote w:type="separator" w:id="-1">
     <w:p>
       <w:pPr>
@@ -22871,7 +23649,7 @@
 </file>
 
 <file path=word/footer1.xml><?xml version="1.0" encoding="utf-8"?>
-<w:ftr xmlns:wpc="http://schemas.microsoft.com/office/word/2010/wordprocessingCanvas" xmlns:cx="http://schemas.microsoft.com/office/drawing/2014/chartex" xmlns:cx1="http://schemas.microsoft.com/office/drawing/2015/9/8/chartex" xmlns:cx2="http://schemas.microsoft.com/office/drawing/2015/10/21/chartex" xmlns:cx3="http://schemas.microsoft.com/office/drawing/2016/5/9/chartex" xmlns:cx4="http://schemas.microsoft.com/office/drawing/2016/5/10/chartex" xmlns:cx5="http://schemas.microsoft.com/office/drawing/2016/5/11/chartex" xmlns:cx6="http://schemas.microsoft.com/office/drawing/2016/5/12/chartex" xmlns:cx7="http://schemas.microsoft.com/office/drawing/2016/5/13/chartex" xmlns:cx8="http://schemas.microsoft.com/office/drawing/2016/5/14/chartex" xmlns:mc="http://schemas.openxmlformats.org/markup-compatibility/2006" xmlns:aink="http://schemas.microsoft.com/office/drawing/2016/ink" xmlns:am3d="http://schemas.microsoft.com/office/drawing/2017/model3d" xmlns:o="urn:schemas-microsoft-com:office:office" xmlns:oel="http://schemas.microsoft.com/office/2019/extlst" xmlns:r="http://schemas.openxmlformats.org/officeDocument/2006/relationships" xmlns:m="http://schemas.openxmlformats.org/officeDocument/2006/math" xmlns:v="urn:schemas-microsoft-com:vml" xmlns:wp14="http://schemas.microsoft.com/office/word/2010/wordprocessingDrawing" xmlns:wp="http://schemas.openxmlformats.org/drawingml/2006/wordprocessingDrawing" xmlns:w10="urn:schemas-microsoft-com:office:word" xmlns:w="http://schemas.openxmlformats.org/wordprocessingml/2006/main" xmlns:w14="http://schemas.microsoft.com/office/word/2010/wordml" xmlns:w15="http://schemas.microsoft.com/office/word/2012/wordml" xmlns:w16cex="http://schemas.microsoft.com/office/word/2018/wordml/cex" xmlns:w16cid="http://schemas.microsoft.com/office/word/2016/wordml/cid" xmlns:w16="http://schemas.microsoft.com/office/word/2018/wordml" xmlns:w16du="http://schemas.microsoft.com/office/word/2023/wordml/word16du" xmlns:w16sdtdh="http://schemas.microsoft.com/office/word/2020/wordml/sdtdatahash" xmlns:w16se="http://schemas.microsoft.com/office/word/2015/wordml/symex" xmlns:wpg="http://schemas.microsoft.com/office/word/2010/wordprocessingGroup" xmlns:wpi="http://schemas.microsoft.com/office/word/2010/wordprocessingInk" xmlns:wne="http://schemas.microsoft.com/office/word/2006/wordml" xmlns:wps="http://schemas.microsoft.com/office/word/2010/wordprocessingShape" mc:Ignorable="w14 w15 w16se w16cid w16 w16cex w16sdtdh wp14">
+<w:ftr xmlns:wpc="http://schemas.microsoft.com/office/word/2010/wordprocessingCanvas" xmlns:cx="http://schemas.microsoft.com/office/drawing/2014/chartex" xmlns:cx1="http://schemas.microsoft.com/office/drawing/2015/9/8/chartex" xmlns:cx2="http://schemas.microsoft.com/office/drawing/2015/10/21/chartex" xmlns:cx3="http://schemas.microsoft.com/office/drawing/2016/5/9/chartex" xmlns:cx4="http://schemas.microsoft.com/office/drawing/2016/5/10/chartex" xmlns:cx5="http://schemas.microsoft.com/office/drawing/2016/5/11/chartex" xmlns:cx6="http://schemas.microsoft.com/office/drawing/2016/5/12/chartex" xmlns:cx7="http://schemas.microsoft.com/office/drawing/2016/5/13/chartex" xmlns:cx8="http://schemas.microsoft.com/office/drawing/2016/5/14/chartex" xmlns:mc="http://schemas.openxmlformats.org/markup-compatibility/2006" xmlns:aink="http://schemas.microsoft.com/office/drawing/2016/ink" xmlns:am3d="http://schemas.microsoft.com/office/drawing/2017/model3d" xmlns:o="urn:schemas-microsoft-com:office:office" xmlns:oel="http://schemas.microsoft.com/office/2019/extlst" xmlns:r="http://schemas.openxmlformats.org/officeDocument/2006/relationships" xmlns:m="http://schemas.openxmlformats.org/officeDocument/2006/math" xmlns:v="urn:schemas-microsoft-com:vml" xmlns:wp14="http://schemas.microsoft.com/office/word/2010/wordprocessingDrawing" xmlns:wp="http://schemas.openxmlformats.org/drawingml/2006/wordprocessingDrawing" xmlns:w10="urn:schemas-microsoft-com:office:word" xmlns:w="http://schemas.openxmlformats.org/wordprocessingml/2006/main" xmlns:w14="http://schemas.microsoft.com/office/word/2010/wordml" xmlns:w15="http://schemas.microsoft.com/office/word/2012/wordml" xmlns:w16cex="http://schemas.microsoft.com/office/word/2018/wordml/cex" xmlns:w16cid="http://schemas.microsoft.com/office/word/2016/wordml/cid" xmlns:w16="http://schemas.microsoft.com/office/word/2018/wordml" xmlns:w16du="http://schemas.microsoft.com/office/word/2023/wordml/word16du" xmlns:w16sdtdh="http://schemas.microsoft.com/office/word/2020/wordml/sdtdatahash" xmlns:w16sdtfl="http://schemas.microsoft.com/office/word/2024/wordml/sdtformatlock" xmlns:w16se="http://schemas.microsoft.com/office/word/2015/wordml/symex" xmlns:wpg="http://schemas.microsoft.com/office/word/2010/wordprocessingGroup" xmlns:wpi="http://schemas.microsoft.com/office/word/2010/wordprocessingInk" xmlns:wne="http://schemas.microsoft.com/office/word/2006/wordml" xmlns:wps="http://schemas.microsoft.com/office/word/2010/wordprocessingShape" mc:Ignorable="w14 w15 w16se w16cid w16 w16cex w16sdtdh w16sdtfl w16du wp14">
   <w:p>
     <w:pPr>
       <w:pBdr>
@@ -23053,7 +23831,7 @@
 </file>
 
 <file path=word/footer2.xml><?xml version="1.0" encoding="utf-8"?>
-<w:ftr xmlns:wpc="http://schemas.microsoft.com/office/word/2010/wordprocessingCanvas" xmlns:cx="http://schemas.microsoft.com/office/drawing/2014/chartex" xmlns:cx1="http://schemas.microsoft.com/office/drawing/2015/9/8/chartex" xmlns:cx2="http://schemas.microsoft.com/office/drawing/2015/10/21/chartex" xmlns:cx3="http://schemas.microsoft.com/office/drawing/2016/5/9/chartex" xmlns:cx4="http://schemas.microsoft.com/office/drawing/2016/5/10/chartex" xmlns:cx5="http://schemas.microsoft.com/office/drawing/2016/5/11/chartex" xmlns:cx6="http://schemas.microsoft.com/office/drawing/2016/5/12/chartex" xmlns:cx7="http://schemas.microsoft.com/office/drawing/2016/5/13/chartex" xmlns:cx8="http://schemas.microsoft.com/office/drawing/2016/5/14/chartex" xmlns:mc="http://schemas.openxmlformats.org/markup-compatibility/2006" xmlns:aink="http://schemas.microsoft.com/office/drawing/2016/ink" xmlns:am3d="http://schemas.microsoft.com/office/drawing/2017/model3d" xmlns:o="urn:schemas-microsoft-com:office:office" xmlns:oel="http://schemas.microsoft.com/office/2019/extlst" xmlns:r="http://schemas.openxmlformats.org/officeDocument/2006/relationships" xmlns:m="http://schemas.openxmlformats.org/officeDocument/2006/math" xmlns:v="urn:schemas-microsoft-com:vml" xmlns:wp14="http://schemas.microsoft.com/office/word/2010/wordprocessingDrawing" xmlns:wp="http://schemas.openxmlformats.org/drawingml/2006/wordprocessingDrawing" xmlns:w10="urn:schemas-microsoft-com:office:word" xmlns:w="http://schemas.openxmlformats.org/wordprocessingml/2006/main" xmlns:w14="http://schemas.microsoft.com/office/word/2010/wordml" xmlns:w15="http://schemas.microsoft.com/office/word/2012/wordml" xmlns:w16cex="http://schemas.microsoft.com/office/word/2018/wordml/cex" xmlns:w16cid="http://schemas.microsoft.com/office/word/2016/wordml/cid" xmlns:w16="http://schemas.microsoft.com/office/word/2018/wordml" xmlns:w16du="http://schemas.microsoft.com/office/word/2023/wordml/word16du" xmlns:w16sdtdh="http://schemas.microsoft.com/office/word/2020/wordml/sdtdatahash" xmlns:w16se="http://schemas.microsoft.com/office/word/2015/wordml/symex" xmlns:wpg="http://schemas.microsoft.com/office/word/2010/wordprocessingGroup" xmlns:wpi="http://schemas.microsoft.com/office/word/2010/wordprocessingInk" xmlns:wne="http://schemas.microsoft.com/office/word/2006/wordml" xmlns:wps="http://schemas.microsoft.com/office/word/2010/wordprocessingShape" mc:Ignorable="w14 w15 w16se w16cid w16 w16cex w16sdtdh wp14">
+<w:ftr xmlns:wpc="http://schemas.microsoft.com/office/word/2010/wordprocessingCanvas" xmlns:cx="http://schemas.microsoft.com/office/drawing/2014/chartex" xmlns:cx1="http://schemas.microsoft.com/office/drawing/2015/9/8/chartex" xmlns:cx2="http://schemas.microsoft.com/office/drawing/2015/10/21/chartex" xmlns:cx3="http://schemas.microsoft.com/office/drawing/2016/5/9/chartex" xmlns:cx4="http://schemas.microsoft.com/office/drawing/2016/5/10/chartex" xmlns:cx5="http://schemas.microsoft.com/office/drawing/2016/5/11/chartex" xmlns:cx6="http://schemas.microsoft.com/office/drawing/2016/5/12/chartex" xmlns:cx7="http://schemas.microsoft.com/office/drawing/2016/5/13/chartex" xmlns:cx8="http://schemas.microsoft.com/office/drawing/2016/5/14/chartex" xmlns:mc="http://schemas.openxmlformats.org/markup-compatibility/2006" xmlns:aink="http://schemas.microsoft.com/office/drawing/2016/ink" xmlns:am3d="http://schemas.microsoft.com/office/drawing/2017/model3d" xmlns:o="urn:schemas-microsoft-com:office:office" xmlns:oel="http://schemas.microsoft.com/office/2019/extlst" xmlns:r="http://schemas.openxmlformats.org/officeDocument/2006/relationships" xmlns:m="http://schemas.openxmlformats.org/officeDocument/2006/math" xmlns:v="urn:schemas-microsoft-com:vml" xmlns:wp14="http://schemas.microsoft.com/office/word/2010/wordprocessingDrawing" xmlns:wp="http://schemas.openxmlformats.org/drawingml/2006/wordprocessingDrawing" xmlns:w10="urn:schemas-microsoft-com:office:word" xmlns:w="http://schemas.openxmlformats.org/wordprocessingml/2006/main" xmlns:w14="http://schemas.microsoft.com/office/word/2010/wordml" xmlns:w15="http://schemas.microsoft.com/office/word/2012/wordml" xmlns:w16cex="http://schemas.microsoft.com/office/word/2018/wordml/cex" xmlns:w16cid="http://schemas.microsoft.com/office/word/2016/wordml/cid" xmlns:w16="http://schemas.microsoft.com/office/word/2018/wordml" xmlns:w16du="http://schemas.microsoft.com/office/word/2023/wordml/word16du" xmlns:w16sdtdh="http://schemas.microsoft.com/office/word/2020/wordml/sdtdatahash" xmlns:w16sdtfl="http://schemas.microsoft.com/office/word/2024/wordml/sdtformatlock" xmlns:w16se="http://schemas.microsoft.com/office/word/2015/wordml/symex" xmlns:wpg="http://schemas.microsoft.com/office/word/2010/wordprocessingGroup" xmlns:wpi="http://schemas.microsoft.com/office/word/2010/wordprocessingInk" xmlns:wne="http://schemas.microsoft.com/office/word/2006/wordml" xmlns:wps="http://schemas.microsoft.com/office/word/2010/wordprocessingShape" mc:Ignorable="w14 w15 w16se w16cid w16 w16cex w16sdtdh w16sdtfl w16du wp14">
   <w:p>
     <w:pPr>
       <w:pBdr>
@@ -23259,7 +24037,7 @@
 </file>
 
 <file path=word/footnotes.xml><?xml version="1.0" encoding="utf-8"?>
-<w:footnotes xmlns:wpc="http://schemas.microsoft.com/office/word/2010/wordprocessingCanvas" xmlns:cx="http://schemas.microsoft.com/office/drawing/2014/chartex" xmlns:cx1="http://schemas.microsoft.com/office/drawing/2015/9/8/chartex" xmlns:cx2="http://schemas.microsoft.com/office/drawing/2015/10/21/chartex" xmlns:cx3="http://schemas.microsoft.com/office/drawing/2016/5/9/chartex" xmlns:cx4="http://schemas.microsoft.com/office/drawing/2016/5/10/chartex" xmlns:cx5="http://schemas.microsoft.com/office/drawing/2016/5/11/chartex" xmlns:cx6="http://schemas.microsoft.com/office/drawing/2016/5/12/chartex" xmlns:cx7="http://schemas.microsoft.com/office/drawing/2016/5/13/chartex" xmlns:cx8="http://schemas.microsoft.com/office/drawing/2016/5/14/chartex" xmlns:mc="http://schemas.openxmlformats.org/markup-compatibility/2006" xmlns:aink="http://schemas.microsoft.com/office/drawing/2016/ink" xmlns:am3d="http://schemas.microsoft.com/office/drawing/2017/model3d" xmlns:o="urn:schemas-microsoft-com:office:office" xmlns:oel="http://schemas.microsoft.com/office/2019/extlst" xmlns:r="http://schemas.openxmlformats.org/officeDocument/2006/relationships" xmlns:m="http://schemas.openxmlformats.org/officeDocument/2006/math" xmlns:v="urn:schemas-microsoft-com:vml" xmlns:wp14="http://schemas.microsoft.com/office/word/2010/wordprocessingDrawing" xmlns:wp="http://schemas.openxmlformats.org/drawingml/2006/wordprocessingDrawing" xmlns:w10="urn:schemas-microsoft-com:office:word" xmlns:w="http://schemas.openxmlformats.org/wordprocessingml/2006/main" xmlns:w14="http://schemas.microsoft.com/office/word/2010/wordml" xmlns:w15="http://schemas.microsoft.com/office/word/2012/wordml" xmlns:w16cex="http://schemas.microsoft.com/office/word/2018/wordml/cex" xmlns:w16cid="http://schemas.microsoft.com/office/word/2016/wordml/cid" xmlns:w16="http://schemas.microsoft.com/office/word/2018/wordml" xmlns:w16du="http://schemas.microsoft.com/office/word/2023/wordml/word16du" xmlns:w16sdtdh="http://schemas.microsoft.com/office/word/2020/wordml/sdtdatahash" xmlns:w16se="http://schemas.microsoft.com/office/word/2015/wordml/symex" xmlns:wpg="http://schemas.microsoft.com/office/word/2010/wordprocessingGroup" xmlns:wpi="http://schemas.microsoft.com/office/word/2010/wordprocessingInk" xmlns:wne="http://schemas.microsoft.com/office/word/2006/wordml" xmlns:wps="http://schemas.microsoft.com/office/word/2010/wordprocessingShape" mc:Ignorable="w14 w15 w16se w16cid w16 w16cex w16sdtdh wp14">
+<w:footnotes xmlns:wpc="http://schemas.microsoft.com/office/word/2010/wordprocessingCanvas" xmlns:cx="http://schemas.microsoft.com/office/drawing/2014/chartex" xmlns:cx1="http://schemas.microsoft.com/office/drawing/2015/9/8/chartex" xmlns:cx2="http://schemas.microsoft.com/office/drawing/2015/10/21/chartex" xmlns:cx3="http://schemas.microsoft.com/office/drawing/2016/5/9/chartex" xmlns:cx4="http://schemas.microsoft.com/office/drawing/2016/5/10/chartex" xmlns:cx5="http://schemas.microsoft.com/office/drawing/2016/5/11/chartex" xmlns:cx6="http://schemas.microsoft.com/office/drawing/2016/5/12/chartex" xmlns:cx7="http://schemas.microsoft.com/office/drawing/2016/5/13/chartex" xmlns:cx8="http://schemas.microsoft.com/office/drawing/2016/5/14/chartex" xmlns:mc="http://schemas.openxmlformats.org/markup-compatibility/2006" xmlns:aink="http://schemas.microsoft.com/office/drawing/2016/ink" xmlns:am3d="http://schemas.microsoft.com/office/drawing/2017/model3d" xmlns:o="urn:schemas-microsoft-com:office:office" xmlns:oel="http://schemas.microsoft.com/office/2019/extlst" xmlns:r="http://schemas.openxmlformats.org/officeDocument/2006/relationships" xmlns:m="http://schemas.openxmlformats.org/officeDocument/2006/math" xmlns:v="urn:schemas-microsoft-com:vml" xmlns:wp14="http://schemas.microsoft.com/office/word/2010/wordprocessingDrawing" xmlns:wp="http://schemas.openxmlformats.org/drawingml/2006/wordprocessingDrawing" xmlns:w10="urn:schemas-microsoft-com:office:word" xmlns:w="http://schemas.openxmlformats.org/wordprocessingml/2006/main" xmlns:w14="http://schemas.microsoft.com/office/word/2010/wordml" xmlns:w15="http://schemas.microsoft.com/office/word/2012/wordml" xmlns:w16cex="http://schemas.microsoft.com/office/word/2018/wordml/cex" xmlns:w16cid="http://schemas.microsoft.com/office/word/2016/wordml/cid" xmlns:w16="http://schemas.microsoft.com/office/word/2018/wordml" xmlns:w16du="http://schemas.microsoft.com/office/word/2023/wordml/word16du" xmlns:w16sdtdh="http://schemas.microsoft.com/office/word/2020/wordml/sdtdatahash" xmlns:w16sdtfl="http://schemas.microsoft.com/office/word/2024/wordml/sdtformatlock" xmlns:w16se="http://schemas.microsoft.com/office/word/2015/wordml/symex" xmlns:wpg="http://schemas.microsoft.com/office/word/2010/wordprocessingGroup" xmlns:wpi="http://schemas.microsoft.com/office/word/2010/wordprocessingInk" xmlns:wne="http://schemas.microsoft.com/office/word/2006/wordml" xmlns:wps="http://schemas.microsoft.com/office/word/2010/wordprocessingShape" mc:Ignorable="w14 w15 w16se w16cid w16 w16cex w16sdtdh w16sdtfl w16du wp14">
   <w:footnote w:type="separator" w:id="-1">
     <w:p>
       <w:pPr>
@@ -23284,7 +24062,7 @@
 </file>
 
 <file path=word/header1.xml><?xml version="1.0" encoding="utf-8"?>
-<w:hdr xmlns:wpc="http://schemas.microsoft.com/office/word/2010/wordprocessingCanvas" xmlns:cx="http://schemas.microsoft.com/office/drawing/2014/chartex" xmlns:cx1="http://schemas.microsoft.com/office/drawing/2015/9/8/chartex" xmlns:cx2="http://schemas.microsoft.com/office/drawing/2015/10/21/chartex" xmlns:cx3="http://schemas.microsoft.com/office/drawing/2016/5/9/chartex" xmlns:cx4="http://schemas.microsoft.com/office/drawing/2016/5/10/chartex" xmlns:cx5="http://schemas.microsoft.com/office/drawing/2016/5/11/chartex" xmlns:cx6="http://schemas.microsoft.com/office/drawing/2016/5/12/chartex" xmlns:cx7="http://schemas.microsoft.com/office/drawing/2016/5/13/chartex" xmlns:cx8="http://schemas.microsoft.com/office/drawing/2016/5/14/chartex" xmlns:mc="http://schemas.openxmlformats.org/markup-compatibility/2006" xmlns:aink="http://schemas.microsoft.com/office/drawing/2016/ink" xmlns:am3d="http://schemas.microsoft.com/office/drawing/2017/model3d" xmlns:o="urn:schemas-microsoft-com:office:office" xmlns:oel="http://schemas.microsoft.com/office/2019/extlst" xmlns:r="http://schemas.openxmlformats.org/officeDocument/2006/relationships" xmlns:m="http://schemas.openxmlformats.org/officeDocument/2006/math" xmlns:v="urn:schemas-microsoft-com:vml" xmlns:wp14="http://schemas.microsoft.com/office/word/2010/wordprocessingDrawing" xmlns:wp="http://schemas.openxmlformats.org/drawingml/2006/wordprocessingDrawing" xmlns:w10="urn:schemas-microsoft-com:office:word" xmlns:w="http://schemas.openxmlformats.org/wordprocessingml/2006/main" xmlns:w14="http://schemas.microsoft.com/office/word/2010/wordml" xmlns:w15="http://schemas.microsoft.com/office/word/2012/wordml" xmlns:w16cex="http://schemas.microsoft.com/office/word/2018/wordml/cex" xmlns:w16cid="http://schemas.microsoft.com/office/word/2016/wordml/cid" xmlns:w16="http://schemas.microsoft.com/office/word/2018/wordml" xmlns:w16du="http://schemas.microsoft.com/office/word/2023/wordml/word16du" xmlns:w16sdtdh="http://schemas.microsoft.com/office/word/2020/wordml/sdtdatahash" xmlns:w16se="http://schemas.microsoft.com/office/word/2015/wordml/symex" xmlns:wpg="http://schemas.microsoft.com/office/word/2010/wordprocessingGroup" xmlns:wpi="http://schemas.microsoft.com/office/word/2010/wordprocessingInk" xmlns:wne="http://schemas.microsoft.com/office/word/2006/wordml" xmlns:wps="http://schemas.microsoft.com/office/word/2010/wordprocessingShape" mc:Ignorable="w14 w15 w16se w16cid w16 w16cex w16sdtdh wp14">
+<w:hdr xmlns:wpc="http://schemas.microsoft.com/office/word/2010/wordprocessingCanvas" xmlns:cx="http://schemas.microsoft.com/office/drawing/2014/chartex" xmlns:cx1="http://schemas.microsoft.com/office/drawing/2015/9/8/chartex" xmlns:cx2="http://schemas.microsoft.com/office/drawing/2015/10/21/chartex" xmlns:cx3="http://schemas.microsoft.com/office/drawing/2016/5/9/chartex" xmlns:cx4="http://schemas.microsoft.com/office/drawing/2016/5/10/chartex" xmlns:cx5="http://schemas.microsoft.com/office/drawing/2016/5/11/chartex" xmlns:cx6="http://schemas.microsoft.com/office/drawing/2016/5/12/chartex" xmlns:cx7="http://schemas.microsoft.com/office/drawing/2016/5/13/chartex" xmlns:cx8="http://schemas.microsoft.com/office/drawing/2016/5/14/chartex" xmlns:mc="http://schemas.openxmlformats.org/markup-compatibility/2006" xmlns:aink="http://schemas.microsoft.com/office/drawing/2016/ink" xmlns:am3d="http://schemas.microsoft.com/office/drawing/2017/model3d" xmlns:o="urn:schemas-microsoft-com:office:office" xmlns:oel="http://schemas.microsoft.com/office/2019/extlst" xmlns:r="http://schemas.openxmlformats.org/officeDocument/2006/relationships" xmlns:m="http://schemas.openxmlformats.org/officeDocument/2006/math" xmlns:v="urn:schemas-microsoft-com:vml" xmlns:wp14="http://schemas.microsoft.com/office/word/2010/wordprocessingDrawing" xmlns:wp="http://schemas.openxmlformats.org/drawingml/2006/wordprocessingDrawing" xmlns:w10="urn:schemas-microsoft-com:office:word" xmlns:w="http://schemas.openxmlformats.org/wordprocessingml/2006/main" xmlns:w14="http://schemas.microsoft.com/office/word/2010/wordml" xmlns:w15="http://schemas.microsoft.com/office/word/2012/wordml" xmlns:w16cex="http://schemas.microsoft.com/office/word/2018/wordml/cex" xmlns:w16cid="http://schemas.microsoft.com/office/word/2016/wordml/cid" xmlns:w16="http://schemas.microsoft.com/office/word/2018/wordml" xmlns:w16du="http://schemas.microsoft.com/office/word/2023/wordml/word16du" xmlns:w16sdtdh="http://schemas.microsoft.com/office/word/2020/wordml/sdtdatahash" xmlns:w16sdtfl="http://schemas.microsoft.com/office/word/2024/wordml/sdtformatlock" xmlns:w16se="http://schemas.microsoft.com/office/word/2015/wordml/symex" xmlns:wpg="http://schemas.microsoft.com/office/word/2010/wordprocessingGroup" xmlns:wpi="http://schemas.microsoft.com/office/word/2010/wordprocessingInk" xmlns:wne="http://schemas.microsoft.com/office/word/2006/wordml" xmlns:wps="http://schemas.microsoft.com/office/word/2010/wordprocessingShape" mc:Ignorable="w14 w15 w16se w16cid w16 w16cex w16sdtdh w16sdtfl w16du wp14">
   <w:p>
     <w:pPr>
       <w:pStyle w:val="Header"/>
@@ -23305,7 +24083,7 @@
 </file>
 
 <file path=word/header2.xml><?xml version="1.0" encoding="utf-8"?>
-<w:hdr xmlns:wpc="http://schemas.microsoft.com/office/word/2010/wordprocessingCanvas" xmlns:cx="http://schemas.microsoft.com/office/drawing/2014/chartex" xmlns:cx1="http://schemas.microsoft.com/office/drawing/2015/9/8/chartex" xmlns:cx2="http://schemas.microsoft.com/office/drawing/2015/10/21/chartex" xmlns:cx3="http://schemas.microsoft.com/office/drawing/2016/5/9/chartex" xmlns:cx4="http://schemas.microsoft.com/office/drawing/2016/5/10/chartex" xmlns:cx5="http://schemas.microsoft.com/office/drawing/2016/5/11/chartex" xmlns:cx6="http://schemas.microsoft.com/office/drawing/2016/5/12/chartex" xmlns:cx7="http://schemas.microsoft.com/office/drawing/2016/5/13/chartex" xmlns:cx8="http://schemas.microsoft.com/office/drawing/2016/5/14/chartex" xmlns:mc="http://schemas.openxmlformats.org/markup-compatibility/2006" xmlns:aink="http://schemas.microsoft.com/office/drawing/2016/ink" xmlns:am3d="http://schemas.microsoft.com/office/drawing/2017/model3d" xmlns:o="urn:schemas-microsoft-com:office:office" xmlns:oel="http://schemas.microsoft.com/office/2019/extlst" xmlns:r="http://schemas.openxmlformats.org/officeDocument/2006/relationships" xmlns:m="http://schemas.openxmlformats.org/officeDocument/2006/math" xmlns:v="urn:schemas-microsoft-com:vml" xmlns:wp14="http://schemas.microsoft.com/office/word/2010/wordprocessingDrawing" xmlns:wp="http://schemas.openxmlformats.org/drawingml/2006/wordprocessingDrawing" xmlns:w10="urn:schemas-microsoft-com:office:word" xmlns:w="http://schemas.openxmlformats.org/wordprocessingml/2006/main" xmlns:w14="http://schemas.microsoft.com/office/word/2010/wordml" xmlns:w15="http://schemas.microsoft.com/office/word/2012/wordml" xmlns:w16cex="http://schemas.microsoft.com/office/word/2018/wordml/cex" xmlns:w16cid="http://schemas.microsoft.com/office/word/2016/wordml/cid" xmlns:w16="http://schemas.microsoft.com/office/word/2018/wordml" xmlns:w16du="http://schemas.microsoft.com/office/word/2023/wordml/word16du" xmlns:w16sdtdh="http://schemas.microsoft.com/office/word/2020/wordml/sdtdatahash" xmlns:w16se="http://schemas.microsoft.com/office/word/2015/wordml/symex" xmlns:wpg="http://schemas.microsoft.com/office/word/2010/wordprocessingGroup" xmlns:wpi="http://schemas.microsoft.com/office/word/2010/wordprocessingInk" xmlns:wne="http://schemas.microsoft.com/office/word/2006/wordml" xmlns:wps="http://schemas.microsoft.com/office/word/2010/wordprocessingShape" mc:Ignorable="w14 w15 w16se w16cid w16 w16cex w16sdtdh wp14">
+<w:hdr xmlns:wpc="http://schemas.microsoft.com/office/word/2010/wordprocessingCanvas" xmlns:cx="http://schemas.microsoft.com/office/drawing/2014/chartex" xmlns:cx1="http://schemas.microsoft.com/office/drawing/2015/9/8/chartex" xmlns:cx2="http://schemas.microsoft.com/office/drawing/2015/10/21/chartex" xmlns:cx3="http://schemas.microsoft.com/office/drawing/2016/5/9/chartex" xmlns:cx4="http://schemas.microsoft.com/office/drawing/2016/5/10/chartex" xmlns:cx5="http://schemas.microsoft.com/office/drawing/2016/5/11/chartex" xmlns:cx6="http://schemas.microsoft.com/office/drawing/2016/5/12/chartex" xmlns:cx7="http://schemas.microsoft.com/office/drawing/2016/5/13/chartex" xmlns:cx8="http://schemas.microsoft.com/office/drawing/2016/5/14/chartex" xmlns:mc="http://schemas.openxmlformats.org/markup-compatibility/2006" xmlns:aink="http://schemas.microsoft.com/office/drawing/2016/ink" xmlns:am3d="http://schemas.microsoft.com/office/drawing/2017/model3d" xmlns:o="urn:schemas-microsoft-com:office:office" xmlns:oel="http://schemas.microsoft.com/office/2019/extlst" xmlns:r="http://schemas.openxmlformats.org/officeDocument/2006/relationships" xmlns:m="http://schemas.openxmlformats.org/officeDocument/2006/math" xmlns:v="urn:schemas-microsoft-com:vml" xmlns:wp14="http://schemas.microsoft.com/office/word/2010/wordprocessingDrawing" xmlns:wp="http://schemas.openxmlformats.org/drawingml/2006/wordprocessingDrawing" xmlns:w10="urn:schemas-microsoft-com:office:word" xmlns:w="http://schemas.openxmlformats.org/wordprocessingml/2006/main" xmlns:w14="http://schemas.microsoft.com/office/word/2010/wordml" xmlns:w15="http://schemas.microsoft.com/office/word/2012/wordml" xmlns:w16cex="http://schemas.microsoft.com/office/word/2018/wordml/cex" xmlns:w16cid="http://schemas.microsoft.com/office/word/2016/wordml/cid" xmlns:w16="http://schemas.microsoft.com/office/word/2018/wordml" xmlns:w16du="http://schemas.microsoft.com/office/word/2023/wordml/word16du" xmlns:w16sdtdh="http://schemas.microsoft.com/office/word/2020/wordml/sdtdatahash" xmlns:w16sdtfl="http://schemas.microsoft.com/office/word/2024/wordml/sdtformatlock" xmlns:w16se="http://schemas.microsoft.com/office/word/2015/wordml/symex" xmlns:wpg="http://schemas.microsoft.com/office/word/2010/wordprocessingGroup" xmlns:wpi="http://schemas.microsoft.com/office/word/2010/wordprocessingInk" xmlns:wne="http://schemas.microsoft.com/office/word/2006/wordml" xmlns:wps="http://schemas.microsoft.com/office/word/2010/wordprocessingShape" mc:Ignorable="w14 w15 w16se w16cid w16 w16cex w16sdtdh w16sdtfl w16du wp14">
   <w:p>
     <w:pPr>
       <w:pStyle w:val="Header"/>
@@ -23318,7 +24096,7 @@
 </file>
 
 <file path=word/styles.xml><?xml version="1.0" encoding="utf-8"?>
-<w:styles xmlns:mc="http://schemas.openxmlformats.org/markup-compatibility/2006" xmlns:r="http://schemas.openxmlformats.org/officeDocument/2006/relationships" xmlns:w="http://schemas.openxmlformats.org/wordprocessingml/2006/main" xmlns:w14="http://schemas.microsoft.com/office/word/2010/wordml" xmlns:w15="http://schemas.microsoft.com/office/word/2012/wordml" xmlns:w16cex="http://schemas.microsoft.com/office/word/2018/wordml/cex" xmlns:w16cid="http://schemas.microsoft.com/office/word/2016/wordml/cid" xmlns:w16="http://schemas.microsoft.com/office/word/2018/wordml" xmlns:w16sdtdh="http://schemas.microsoft.com/office/word/2020/wordml/sdtdatahash" xmlns:w16se="http://schemas.microsoft.com/office/word/2015/wordml/symex" mc:Ignorable="w14 w15 w16se w16cid w16 w16cex w16sdtdh">
+<w:styles xmlns:mc="http://schemas.openxmlformats.org/markup-compatibility/2006" xmlns:r="http://schemas.openxmlformats.org/officeDocument/2006/relationships" xmlns:w="http://schemas.openxmlformats.org/wordprocessingml/2006/main" xmlns:w14="http://schemas.microsoft.com/office/word/2010/wordml" xmlns:w15="http://schemas.microsoft.com/office/word/2012/wordml" xmlns:w16cex="http://schemas.microsoft.com/office/word/2018/wordml/cex" xmlns:w16cid="http://schemas.microsoft.com/office/word/2016/wordml/cid" xmlns:w16="http://schemas.microsoft.com/office/word/2018/wordml" xmlns:w16du="http://schemas.microsoft.com/office/word/2023/wordml/word16du" xmlns:w16sdtdh="http://schemas.microsoft.com/office/word/2020/wordml/sdtdatahash" xmlns:w16sdtfl="http://schemas.microsoft.com/office/word/2024/wordml/sdtformatlock" xmlns:w16se="http://schemas.microsoft.com/office/word/2015/wordml/symex" mc:Ignorable="w14 w15 w16se w16cid w16 w16cex w16sdtdh w16sdtfl w16du">
   <w:docDefaults>
     <w:rPrDefault>
       <w:rPr>
